--- a/HGT_pipeline.docx
+++ b/HGT_pipeline.docx
@@ -29,16 +29,6 @@
         <w:rPr>
           <w:b/>
           <w:bCs/>
-          <w:i/>
-          <w:iCs/>
-        </w:rPr>
-      </w:pPr>
-    </w:p>
-    <w:p>
-      <w:pPr>
-        <w:rPr>
-          <w:b/>
-          <w:bCs/>
           <w:iCs/>
         </w:rPr>
       </w:pPr>
@@ -148,93 +138,6 @@
           <w:iCs/>
         </w:rPr>
         <w:t>1.1.chopping_genome.sh</w:t>
-      </w:r>
-    </w:p>
-    <w:p>
-      <w:pPr>
-        <w:rPr>
-          <w:i/>
-          <w:iCs/>
-        </w:rPr>
-      </w:pPr>
-    </w:p>
-    <w:p>
-      <w:pPr>
-        <w:rPr>
-          <w:color w:val="FF0000"/>
-        </w:rPr>
-      </w:pPr>
-      <w:r>
-        <w:rPr>
-          <w:color w:val="FF0000"/>
-        </w:rPr>
-        <w:t xml:space="preserve">Confirming that we should use all ~70 </w:t>
-      </w:r>
-      <w:proofErr w:type="spellStart"/>
-      <w:r>
-        <w:rPr>
-          <w:color w:val="FF0000"/>
-        </w:rPr>
-        <w:t>Blattabacterium</w:t>
-      </w:r>
-      <w:proofErr w:type="spellEnd"/>
-      <w:r>
-        <w:rPr>
-          <w:color w:val="FF0000"/>
-        </w:rPr>
-        <w:t xml:space="preserve"> genomes published in </w:t>
-      </w:r>
-      <w:r>
-        <w:rPr>
-          <w:color w:val="FF0000"/>
-        </w:rPr>
-        <w:t>Beasley-Hall et al. (2021)</w:t>
-      </w:r>
-      <w:r>
-        <w:rPr>
-          <w:color w:val="FF0000"/>
-        </w:rPr>
-        <w:t xml:space="preserve"> and </w:t>
-      </w:r>
-      <w:proofErr w:type="spellStart"/>
-      <w:r>
-        <w:rPr>
-          <w:color w:val="FF0000"/>
-        </w:rPr>
-        <w:t>Bourguingnon</w:t>
-      </w:r>
-      <w:proofErr w:type="spellEnd"/>
-      <w:r>
-        <w:rPr>
-          <w:color w:val="FF0000"/>
-        </w:rPr>
-        <w:t xml:space="preserve"> et al. (2020)?</w:t>
-      </w:r>
-    </w:p>
-    <w:p>
-      <w:pPr>
-        <w:rPr>
-          <w:color w:val="FF0000"/>
-        </w:rPr>
-      </w:pPr>
-    </w:p>
-    <w:p>
-      <w:pPr>
-        <w:rPr>
-          <w:color w:val="4C94D8" w:themeColor="text2" w:themeTint="80"/>
-        </w:rPr>
-      </w:pPr>
-      <w:r>
-        <w:rPr>
-          <w:color w:val="4C94D8" w:themeColor="text2" w:themeTint="80"/>
-        </w:rPr>
-        <w:sym w:font="Wingdings" w:char="F0E0"/>
-      </w:r>
-      <w:r>
-        <w:rPr>
-          <w:color w:val="4C94D8" w:themeColor="text2" w:themeTint="80"/>
-        </w:rPr>
-        <w:t xml:space="preserve"> Yes, this looks to be the most comprehensive approach. </w:t>
       </w:r>
     </w:p>
     <w:p/>
@@ -1353,7 +1256,6 @@
         </w:numPr>
       </w:pPr>
       <w:r>
-        <w:lastRenderedPageBreak/>
         <w:t xml:space="preserve">from CNSA </w:t>
       </w:r>
       <w:r>
@@ -1516,6 +1418,7 @@
           <w:i/>
           <w:iCs/>
         </w:rPr>
+        <w:lastRenderedPageBreak/>
         <w:t xml:space="preserve">Blattella germanica </w:t>
       </w:r>
       <w:r>
@@ -1888,93 +1791,6 @@
         <w:t>No annotation available.</w:t>
       </w:r>
     </w:p>
-    <w:p/>
-    <w:p>
-      <w:pPr>
-        <w:rPr>
-          <w:color w:val="FF0000"/>
-        </w:rPr>
-      </w:pPr>
-      <w:r>
-        <w:rPr>
-          <w:color w:val="FF0000"/>
-        </w:rPr>
-        <w:t>Confirming that we should use all of these genomes, even though sampling is quite bias</w:t>
-      </w:r>
-      <w:r>
-        <w:rPr>
-          <w:color w:val="FF0000"/>
-        </w:rPr>
-        <w:t>ed</w:t>
-      </w:r>
-      <w:r>
-        <w:rPr>
-          <w:color w:val="FF0000"/>
-        </w:rPr>
-        <w:t>?</w:t>
-      </w:r>
-      <w:r>
-        <w:rPr>
-          <w:color w:val="FF0000"/>
-        </w:rPr>
-        <w:t xml:space="preserve"> Are we also using the new termite genomes from your colleagues?</w:t>
-      </w:r>
-    </w:p>
-    <w:p>
-      <w:pPr>
-        <w:rPr>
-          <w:b/>
-          <w:bCs/>
-          <w:iCs/>
-        </w:rPr>
-      </w:pPr>
-    </w:p>
-    <w:p>
-      <w:pPr>
-        <w:rPr>
-          <w:color w:val="4C94D8" w:themeColor="text2" w:themeTint="80"/>
-        </w:rPr>
-      </w:pPr>
-      <w:r>
-        <w:rPr>
-          <w:color w:val="4C94D8" w:themeColor="text2" w:themeTint="80"/>
-        </w:rPr>
-        <w:sym w:font="Wingdings" w:char="F0E0"/>
-      </w:r>
-      <w:r>
-        <w:rPr>
-          <w:color w:val="4C94D8" w:themeColor="text2" w:themeTint="80"/>
-        </w:rPr>
-        <w:t xml:space="preserve"> </w:t>
-      </w:r>
-      <w:r>
-        <w:rPr>
-          <w:color w:val="4C94D8" w:themeColor="text2" w:themeTint="80"/>
-        </w:rPr>
-        <w:t>Yes, might as well use whatever is available</w:t>
-      </w:r>
-      <w:r>
-        <w:rPr>
-          <w:color w:val="4C94D8" w:themeColor="text2" w:themeTint="80"/>
-        </w:rPr>
-        <w:t>.</w:t>
-      </w:r>
-      <w:r>
-        <w:rPr>
-          <w:color w:val="4C94D8" w:themeColor="text2" w:themeTint="80"/>
-        </w:rPr>
-        <w:t xml:space="preserve"> I’ve just written to Kiyoto Maekawa about the new termite genomes. </w:t>
-      </w:r>
-    </w:p>
-    <w:p>
-      <w:pPr>
-        <w:rPr>
-          <w:b/>
-          <w:bCs/>
-          <w:iCs/>
-        </w:rPr>
-      </w:pPr>
-    </w:p>
     <w:p>
       <w:pPr>
         <w:rPr>
@@ -2160,71 +1976,35 @@
     <w:p>
       <w:pPr>
         <w:rPr>
-          <w:color w:val="FF0000"/>
-        </w:rPr>
-      </w:pPr>
-      <w:r>
-        <w:rPr>
-          <w:color w:val="FF0000"/>
-        </w:rPr>
-        <w:t>Do the</w:t>
-      </w:r>
-      <w:r>
-        <w:rPr>
-          <w:color w:val="FF0000"/>
-        </w:rPr>
-        <w:t xml:space="preserve"> thresholds above (‘200’ and ‘75’) seem reasonable to you</w:t>
-      </w:r>
-      <w:r>
-        <w:rPr>
-          <w:color w:val="FF0000"/>
-        </w:rPr>
-        <w:t>?</w:t>
-      </w:r>
-    </w:p>
-    <w:p>
-      <w:pPr>
-        <w:rPr>
-          <w:color w:val="FF0000"/>
-        </w:rPr>
-      </w:pPr>
-    </w:p>
-    <w:p>
-      <w:pPr>
-        <w:rPr>
-          <w:color w:val="FF0000"/>
-        </w:rPr>
-      </w:pPr>
-      <w:r>
-        <w:rPr>
-          <w:color w:val="4C94D8" w:themeColor="text2" w:themeTint="80"/>
-        </w:rPr>
-        <w:sym w:font="Wingdings" w:char="F0E0"/>
-      </w:r>
-      <w:r>
-        <w:rPr>
-          <w:color w:val="4C94D8" w:themeColor="text2" w:themeTint="80"/>
-        </w:rPr>
-        <w:t xml:space="preserve"> </w:t>
-      </w:r>
-      <w:r>
-        <w:rPr>
-          <w:color w:val="4C94D8" w:themeColor="text2" w:themeTint="80"/>
-        </w:rPr>
-        <w:t xml:space="preserve">200 for the elongation sounds good. The lower number is a bit harder to decide upon. 75 seems reasonable, although I guess we could go as low as maybe 50, given </w:t>
-      </w:r>
-      <w:r>
-        <w:rPr>
-          <w:color w:val="4C94D8" w:themeColor="text2" w:themeTint="80"/>
-        </w:rPr>
-        <w:t xml:space="preserve">that the chances of two sequences being highly similar at 50 bp are extremely low. </w:t>
-      </w:r>
-    </w:p>
-    <w:p>
-      <w:pPr>
-        <w:rPr>
-          <w:b/>
-          <w:bCs/>
+          <w:b/>
+          <w:bCs/>
+          <w:color w:val="000000" w:themeColor="text1"/>
+        </w:rPr>
+      </w:pPr>
+      <w:r>
+        <w:rPr>
+          <w:b/>
+          <w:bCs/>
+          <w:color w:val="000000" w:themeColor="text1"/>
+          <w:highlight w:val="yellow"/>
+        </w:rPr>
+        <w:t xml:space="preserve">Go down to 50 </w:t>
+      </w:r>
+      <w:proofErr w:type="gramStart"/>
+      <w:r>
+        <w:rPr>
+          <w:b/>
+          <w:bCs/>
+          <w:color w:val="000000" w:themeColor="text1"/>
+          <w:highlight w:val="yellow"/>
+        </w:rPr>
+        <w:t>bp</w:t>
+      </w:r>
+      <w:proofErr w:type="gramEnd"/>
+    </w:p>
+    <w:p>
+      <w:pPr>
+        <w:rPr>
           <w:i/>
           <w:iCs/>
         </w:rPr>
@@ -2255,7 +2035,16 @@
           <w:i/>
           <w:iCs/>
         </w:rPr>
-        <w:t>2.2</w:t>
+        <w:t>2.</w:t>
+      </w:r>
+      <w:r>
+        <w:rPr>
+          <w:b/>
+          <w:bCs/>
+          <w:i/>
+          <w:iCs/>
+        </w:rPr>
+        <w:t>2</w:t>
       </w:r>
       <w:r>
         <w:rPr>
@@ -2269,241 +2058,49 @@
     </w:p>
     <w:p>
       <w:r>
-        <w:t>The genome annotation (when available) was used to annotate the chunks as intergenic or within a gene (and what feature of the gene).</w:t>
+        <w:t xml:space="preserve">Filtering </w:t>
+      </w:r>
+      <w:r>
+        <w:t xml:space="preserve">potential contaminant </w:t>
+      </w:r>
+      <w:proofErr w:type="spellStart"/>
+      <w:r>
+        <w:t>Blattabacterium</w:t>
+      </w:r>
+      <w:proofErr w:type="spellEnd"/>
+      <w:r>
+        <w:t xml:space="preserve"> contigs that appear as inserts. This is done by comparing the length of the HGT insert and the contig which it sits on. We can remove the insert (and contig) if the insert covers a large proportion (e.g. &gt;40%) of the contig. </w:t>
       </w:r>
     </w:p>
     <w:p/>
-    <w:p>
-      <w:r>
-        <w:t>I did this with the following script I made:</w:t>
-      </w:r>
-    </w:p>
-    <w:p>
-      <w:pPr>
-        <w:rPr>
-          <w:i/>
-          <w:iCs/>
-        </w:rPr>
-      </w:pPr>
-      <w:r>
-        <w:rPr>
-          <w:i/>
-          <w:iCs/>
-        </w:rPr>
-        <w:lastRenderedPageBreak/>
-        <w:t>2.2.annotating-bed.sh</w:t>
-      </w:r>
-    </w:p>
-    <w:p>
-      <w:pPr>
-        <w:rPr>
-          <w:i/>
-          <w:iCs/>
-        </w:rPr>
-      </w:pPr>
-    </w:p>
-    <w:p>
-      <w:pPr>
-        <w:rPr>
-          <w:b/>
-          <w:bCs/>
-          <w:i/>
-          <w:iCs/>
-        </w:rPr>
-      </w:pPr>
-      <w:r>
-        <w:rPr>
-          <w:b/>
-          <w:bCs/>
-          <w:i/>
-          <w:iCs/>
-        </w:rPr>
-        <w:t xml:space="preserve">Step </w:t>
-      </w:r>
-      <w:r>
-        <w:rPr>
-          <w:b/>
-          <w:bCs/>
-          <w:i/>
-          <w:iCs/>
-        </w:rPr>
-        <w:t>2.3</w:t>
-      </w:r>
-      <w:r>
-        <w:rPr>
-          <w:b/>
-          <w:bCs/>
-          <w:i/>
-          <w:iCs/>
+    <w:p/>
+    <w:p>
+      <w:pPr>
+        <w:rPr>
+          <w:b/>
+          <w:i/>
+        </w:rPr>
+      </w:pPr>
+      <w:r>
+        <w:rPr>
+          <w:b/>
+          <w:i/>
+        </w:rPr>
+        <w:t>Step 2.</w:t>
+      </w:r>
+      <w:r>
+        <w:rPr>
+          <w:b/>
+          <w:i/>
+        </w:rPr>
+        <w:t>3</w:t>
+      </w:r>
+      <w:r>
+        <w:rPr>
+          <w:b/>
+          <w:i/>
         </w:rPr>
         <w:t>.</w:t>
-      </w:r>
-    </w:p>
-    <w:p>
-      <w:r>
-        <w:t xml:space="preserve">Filtering </w:t>
-      </w:r>
-      <w:r>
-        <w:t xml:space="preserve">potential contaminant </w:t>
-      </w:r>
-      <w:proofErr w:type="spellStart"/>
-      <w:r>
-        <w:t>Blattabacterium</w:t>
-      </w:r>
-      <w:proofErr w:type="spellEnd"/>
-      <w:r>
-        <w:t xml:space="preserve"> contigs that appear as inserts. This is done by comparing the length of the HGT insert and the contig which it sits on. We can remove the insert (and contig) if the insert covers a large proportion (e.g. &gt;40%) of the contig. </w:t>
-      </w:r>
-    </w:p>
-    <w:p/>
-    <w:p>
-      <w:pPr>
-        <w:rPr>
-          <w:color w:val="FF0000"/>
-        </w:rPr>
-      </w:pPr>
-      <w:proofErr w:type="spellStart"/>
-      <w:r>
-        <w:rPr>
-          <w:color w:val="FF0000"/>
-        </w:rPr>
-        <w:t>Jil</w:t>
-      </w:r>
-      <w:proofErr w:type="spellEnd"/>
-      <w:r>
-        <w:rPr>
-          <w:color w:val="FF0000"/>
-        </w:rPr>
-        <w:t xml:space="preserve"> and Oscar are working on this. </w:t>
-      </w:r>
-      <w:proofErr w:type="spellStart"/>
-      <w:r>
-        <w:rPr>
-          <w:color w:val="FF0000"/>
-        </w:rPr>
-        <w:t>Jil</w:t>
-      </w:r>
-      <w:proofErr w:type="spellEnd"/>
-      <w:r>
-        <w:rPr>
-          <w:color w:val="FF0000"/>
-        </w:rPr>
-        <w:t xml:space="preserve"> has </w:t>
-      </w:r>
-      <w:r>
-        <w:rPr>
-          <w:color w:val="FF0000"/>
-        </w:rPr>
-        <w:t xml:space="preserve">already </w:t>
-      </w:r>
-      <w:r>
-        <w:rPr>
-          <w:color w:val="FF0000"/>
-        </w:rPr>
-        <w:t xml:space="preserve">made a pipeline and </w:t>
-      </w:r>
-      <w:r>
-        <w:rPr>
-          <w:color w:val="FF0000"/>
-        </w:rPr>
-        <w:t>t</w:t>
-      </w:r>
-      <w:r>
-        <w:rPr>
-          <w:color w:val="FF0000"/>
-        </w:rPr>
-        <w:t>ested</w:t>
-      </w:r>
-      <w:r>
-        <w:rPr>
-          <w:color w:val="FF0000"/>
-        </w:rPr>
-        <w:t xml:space="preserve"> it on one genome</w:t>
-      </w:r>
-      <w:r>
-        <w:rPr>
-          <w:color w:val="FF0000"/>
-        </w:rPr>
-        <w:t xml:space="preserve"> – only </w:t>
-      </w:r>
-      <w:r>
-        <w:rPr>
-          <w:color w:val="FF0000"/>
-        </w:rPr>
-        <w:t>2 inserts (of &gt;1000) were removed</w:t>
-      </w:r>
-      <w:r>
-        <w:rPr>
-          <w:color w:val="FF0000"/>
-        </w:rPr>
-        <w:t>, and it was quite obvious that these were contaminants</w:t>
-      </w:r>
-      <w:r>
-        <w:rPr>
-          <w:color w:val="FF0000"/>
-        </w:rPr>
-        <w:t>. I think once they do this on all genomes an appropriate threshold will become obvious.</w:t>
-      </w:r>
-    </w:p>
-    <w:p>
-      <w:pPr>
-        <w:rPr>
-          <w:color w:val="FF0000"/>
-        </w:rPr>
-      </w:pPr>
-    </w:p>
-    <w:p>
-      <w:pPr>
-        <w:rPr>
-          <w:color w:val="4C94D8" w:themeColor="text2" w:themeTint="80"/>
-        </w:rPr>
-      </w:pPr>
-      <w:r>
-        <w:rPr>
-          <w:color w:val="4C94D8" w:themeColor="text2" w:themeTint="80"/>
-        </w:rPr>
-        <w:sym w:font="Wingdings" w:char="F0E0"/>
-      </w:r>
-      <w:r>
-        <w:rPr>
-          <w:color w:val="4C94D8" w:themeColor="text2" w:themeTint="80"/>
-        </w:rPr>
-        <w:t xml:space="preserve"> </w:t>
-      </w:r>
-      <w:r>
-        <w:rPr>
-          <w:color w:val="4C94D8" w:themeColor="text2" w:themeTint="80"/>
-        </w:rPr>
-        <w:t>Nice!</w:t>
-      </w:r>
-      <w:r>
-        <w:rPr>
-          <w:color w:val="4C94D8" w:themeColor="text2" w:themeTint="80"/>
-        </w:rPr>
-        <w:t xml:space="preserve"> </w:t>
-      </w:r>
-    </w:p>
-    <w:p>
-      <w:pPr>
-        <w:rPr>
-          <w:color w:val="4C94D8" w:themeColor="text2" w:themeTint="80"/>
-        </w:rPr>
-      </w:pPr>
-    </w:p>
-    <w:p/>
-    <w:p>
-      <w:pPr>
-        <w:rPr>
-          <w:b/>
-          <w:i/>
-        </w:rPr>
-      </w:pPr>
-      <w:r>
-        <w:rPr>
-          <w:b/>
-          <w:i/>
-        </w:rPr>
-        <w:t>Step 2.4.</w:t>
       </w:r>
     </w:p>
     <w:p>
@@ -2543,6 +2140,7 @@
         </w:numPr>
       </w:pPr>
       <w:r>
+        <w:lastRenderedPageBreak/>
         <w:t xml:space="preserve">Very high hits = possibly false duplication. Note, taking the flanking region will help to differentiate whether they are real inserts or false duplicates (if they are false duplicates, I expect the whole region to be very similar). </w:t>
       </w:r>
     </w:p>
@@ -2557,6 +2155,17 @@
       <w:r>
         <w:t>Relatively high hits = real duplication</w:t>
       </w:r>
+      <w:r>
+        <w:t xml:space="preserve">, or independent inserts of the same </w:t>
+      </w:r>
+      <w:proofErr w:type="spellStart"/>
+      <w:r>
+        <w:t>Blattabacterium</w:t>
+      </w:r>
+      <w:proofErr w:type="spellEnd"/>
+      <w:r>
+        <w:t xml:space="preserve"> region.</w:t>
+      </w:r>
     </w:p>
     <w:p>
       <w:pPr>
@@ -2573,216 +2182,465 @@
     <w:p/>
     <w:p>
       <w:r>
-        <w:t xml:space="preserve">Duplicates should then be removed from the putative inserts file so we can count them correctly and age them. To classify </w:t>
-      </w:r>
-      <w:r>
+        <w:t xml:space="preserve">Duplicates should then be removed from the putative inserts file so we can count them correctly and age them. To </w:t>
+      </w:r>
+      <w:r>
+        <w:rPr>
+          <w:color w:val="000000" w:themeColor="text1"/>
+        </w:rPr>
+        <w:t xml:space="preserve">classify </w:t>
+      </w:r>
+      <w:r>
+        <w:rPr>
+          <w:color w:val="000000" w:themeColor="text1"/>
+        </w:rPr>
+        <w:t xml:space="preserve">as </w:t>
+      </w:r>
+      <w:r>
+        <w:rPr>
+          <w:color w:val="000000" w:themeColor="text1"/>
+        </w:rPr>
+        <w:t xml:space="preserve">a duplicate </w:t>
+      </w:r>
+      <w:r>
+        <w:t xml:space="preserve">insert, we could use BLAST thresholds &gt;70% identity and &gt;70% query coverage. Then for each set of duplicates, we can just select one randomly to </w:t>
+      </w:r>
+      <w:r>
+        <w:t>carry on to subsequent analysis.</w:t>
+      </w:r>
+    </w:p>
+    <w:p/>
+    <w:p>
+      <w:r>
+        <w:t>This can be done</w:t>
+      </w:r>
+      <w:r>
+        <w:t xml:space="preserve"> with the following script I made:</w:t>
+      </w:r>
+    </w:p>
+    <w:p>
+      <w:pPr>
+        <w:rPr>
+          <w:i/>
+          <w:iCs/>
+        </w:rPr>
+      </w:pPr>
+      <w:r>
+        <w:rPr>
+          <w:i/>
+          <w:iCs/>
+        </w:rPr>
+        <w:t>2.</w:t>
+      </w:r>
+      <w:r>
+        <w:rPr>
+          <w:i/>
+          <w:iCs/>
+        </w:rPr>
+        <w:t>3</w:t>
+      </w:r>
+      <w:r>
+        <w:rPr>
+          <w:i/>
+          <w:iCs/>
+        </w:rPr>
+        <w:t>.identifying-duplicates.sh</w:t>
+      </w:r>
+    </w:p>
+    <w:p/>
+    <w:p>
+      <w:pPr>
+        <w:rPr>
+          <w:color w:val="FF0000"/>
+        </w:rPr>
+      </w:pPr>
+      <w:r>
+        <w:rPr>
+          <w:color w:val="FF0000"/>
+        </w:rPr>
+        <w:t xml:space="preserve">Does this sound like a reasonable approach? </w:t>
+      </w:r>
+    </w:p>
+    <w:p>
+      <w:pPr>
+        <w:rPr>
+          <w:color w:val="FF0000"/>
+        </w:rPr>
+      </w:pPr>
+      <w:r>
+        <w:rPr>
+          <w:color w:val="FF0000"/>
+        </w:rPr>
+        <w:t xml:space="preserve">What do you think about the thresholds? Does 300 bp flanking on either side sound okay? Do you think a hit should be considered a duplicate if it is </w:t>
+      </w:r>
+      <w:r>
+        <w:rPr>
+          <w:color w:val="FF0000"/>
+        </w:rPr>
+        <w:t>&gt;70% identity and &gt;70% query coverage</w:t>
+      </w:r>
+      <w:r>
+        <w:rPr>
+          <w:color w:val="FF0000"/>
+        </w:rPr>
+        <w:t xml:space="preserve">? Do you think we can just pull out one </w:t>
+      </w:r>
+      <w:r>
+        <w:rPr>
+          <w:color w:val="FF0000"/>
+        </w:rPr>
+        <w:t>insert of a set of duplicates for subsequent analysis</w:t>
+      </w:r>
+      <w:r>
+        <w:rPr>
+          <w:color w:val="FF0000"/>
+        </w:rPr>
+        <w:t>?</w:t>
+      </w:r>
+    </w:p>
+    <w:p>
+      <w:pPr>
+        <w:rPr>
+          <w:color w:val="FF0000"/>
+        </w:rPr>
+      </w:pPr>
+    </w:p>
+    <w:p>
+      <w:pPr>
         <w:rPr>
           <w:color w:val="4C94D8" w:themeColor="text2" w:themeTint="80"/>
         </w:rPr>
-        <w:t>as</w:t>
-      </w:r>
-      <w:r>
-        <w:t xml:space="preserve"> </w:t>
-      </w:r>
-      <w:r>
-        <w:t xml:space="preserve">a duplicate insert, we could use BLAST thresholds &gt;70% identity and &gt;70% query coverage. Then for each set of duplicates, we can just select one randomly to </w:t>
-      </w:r>
-      <w:r>
-        <w:t>carry on to subsequent analysis.</w:t>
+      </w:pPr>
+      <w:r>
+        <w:rPr>
+          <w:color w:val="4C94D8" w:themeColor="text2" w:themeTint="80"/>
+        </w:rPr>
+        <w:sym w:font="Wingdings" w:char="F0E0"/>
+      </w:r>
+      <w:r>
+        <w:rPr>
+          <w:color w:val="4C94D8" w:themeColor="text2" w:themeTint="80"/>
+        </w:rPr>
+        <w:t xml:space="preserve"> </w:t>
+      </w:r>
+      <w:proofErr w:type="gramStart"/>
+      <w:r>
+        <w:rPr>
+          <w:color w:val="4C94D8" w:themeColor="text2" w:themeTint="80"/>
+        </w:rPr>
+        <w:t>Yes</w:t>
+      </w:r>
+      <w:proofErr w:type="gramEnd"/>
+      <w:r>
+        <w:rPr>
+          <w:color w:val="4C94D8" w:themeColor="text2" w:themeTint="80"/>
+        </w:rPr>
+        <w:t xml:space="preserve"> for the first four questions. For the fifth, we might want to pull out more than one hit, because we might discover an insert that is present across all </w:t>
+      </w:r>
+      <w:proofErr w:type="spellStart"/>
+      <w:r>
+        <w:rPr>
+          <w:color w:val="4C94D8" w:themeColor="text2" w:themeTint="80"/>
+        </w:rPr>
+        <w:t>Panesthiinae</w:t>
+      </w:r>
+      <w:proofErr w:type="spellEnd"/>
+      <w:r>
+        <w:rPr>
+          <w:color w:val="4C94D8" w:themeColor="text2" w:themeTint="80"/>
+        </w:rPr>
+        <w:t>/</w:t>
+      </w:r>
+      <w:proofErr w:type="spellStart"/>
+      <w:r>
+        <w:rPr>
+          <w:color w:val="4C94D8" w:themeColor="text2" w:themeTint="80"/>
+        </w:rPr>
+        <w:t>Geoscapheinae</w:t>
+      </w:r>
+      <w:proofErr w:type="spellEnd"/>
+      <w:r>
+        <w:rPr>
+          <w:color w:val="4C94D8" w:themeColor="text2" w:themeTint="80"/>
+        </w:rPr>
+        <w:t xml:space="preserve"> species (or perhaps across all cockroaches!). If there are any inserts that are ultra-conservative, I guess they should show up in all analyses as having several hits. Maybe we could use “number of hits in other species” to determine how old they are?</w:t>
+      </w:r>
+    </w:p>
+    <w:p>
+      <w:pPr>
+        <w:rPr>
+          <w:color w:val="FF0000"/>
+        </w:rPr>
+      </w:pPr>
+    </w:p>
+    <w:p>
+      <w:pPr>
+        <w:rPr>
+          <w:b/>
+          <w:bCs/>
+          <w:i/>
+          <w:iCs/>
+        </w:rPr>
+      </w:pPr>
+      <w:r>
+        <w:rPr>
+          <w:b/>
+          <w:bCs/>
+          <w:i/>
+          <w:iCs/>
+        </w:rPr>
+        <w:t>Step 2.4.</w:t>
+      </w:r>
+    </w:p>
+    <w:p>
+      <w:r>
+        <w:t>Remove hits that are &gt;90% identity and 90% query coverage, as these could be false duplicates.</w:t>
       </w:r>
     </w:p>
     <w:p/>
     <w:p>
       <w:r>
-        <w:t>This can be done</w:t>
-      </w:r>
-      <w:r>
-        <w:t xml:space="preserve"> with the following script I made:</w:t>
-      </w:r>
-    </w:p>
-    <w:p>
-      <w:pPr>
-        <w:rPr>
-          <w:i/>
-          <w:iCs/>
-        </w:rPr>
-      </w:pPr>
-      <w:r>
-        <w:rPr>
-          <w:i/>
-          <w:iCs/>
-        </w:rPr>
-        <w:t>2.4.identifying-duplicates.sh</w:t>
+        <w:rPr>
+          <w:highlight w:val="yellow"/>
+        </w:rPr>
+        <w:t xml:space="preserve">Make this script </w:t>
+      </w:r>
+      <w:r>
+        <w:rPr>
+          <w:highlight w:val="yellow"/>
+        </w:rPr>
+        <w:sym w:font="Wingdings" w:char="F0E0"/>
+      </w:r>
+      <w:r>
+        <w:rPr>
+          <w:highlight w:val="yellow"/>
+        </w:rPr>
+        <w:t xml:space="preserve"> note, I may need to iterate steps 2.3 and this command until there are not hits above 90%/90%.</w:t>
       </w:r>
     </w:p>
     <w:p/>
     <w:p>
+      <w:r>
+        <w:t>Run th</w:t>
+      </w:r>
+      <w:r>
+        <w:t>e following</w:t>
+      </w:r>
+      <w:r>
+        <w:t xml:space="preserve"> command to count how many of the remaining hits are above </w:t>
+      </w:r>
+      <w:r>
+        <w:t>&gt;</w:t>
+      </w:r>
+      <w:r>
+        <w:t>7</w:t>
+      </w:r>
+      <w:r>
+        <w:t xml:space="preserve">0% identity and </w:t>
+      </w:r>
+      <w:r>
+        <w:t>7</w:t>
+      </w:r>
+      <w:r>
+        <w:t>0% query coverage</w:t>
+      </w:r>
+      <w:r>
+        <w:t xml:space="preserve">. </w:t>
+      </w:r>
+      <w:r>
+        <w:t xml:space="preserve">These may either real duplication events, or independent inserts of the same </w:t>
+      </w:r>
+      <w:proofErr w:type="spellStart"/>
+      <w:r>
+        <w:t>Blattabacterium</w:t>
+      </w:r>
+      <w:proofErr w:type="spellEnd"/>
+      <w:r>
+        <w:t xml:space="preserve"> region. These should be excluded from the overall count of insert events (though this is conservative, as independent insertions of the same region should be counted), but we can move forward and age these inserts.</w:t>
+      </w:r>
+    </w:p>
+    <w:p/>
+    <w:p>
+      <w:pPr>
+        <w:rPr>
+          <w:highlight w:val="yellow"/>
+        </w:rPr>
+      </w:pPr>
+      <w:r>
+        <w:rPr>
+          <w:highlight w:val="yellow"/>
+        </w:rPr>
+        <w:t>Command…</w:t>
+      </w:r>
+    </w:p>
+    <w:p>
+      <w:r>
+        <w:rPr>
+          <w:highlight w:val="yellow"/>
+        </w:rPr>
+        <w:t xml:space="preserve">What if </w:t>
+      </w:r>
+      <w:r>
+        <w:rPr>
+          <w:highlight w:val="yellow"/>
+        </w:rPr>
+        <w:t>there is more than a pair of duplicates??</w:t>
+      </w:r>
+    </w:p>
+    <w:p/>
+    <w:p/>
+    <w:p>
+      <w:pPr>
+        <w:rPr>
+          <w:b/>
+          <w:bCs/>
+          <w:i/>
+          <w:iCs/>
+        </w:rPr>
+      </w:pPr>
+      <w:r>
+        <w:rPr>
+          <w:b/>
+          <w:bCs/>
+          <w:i/>
+          <w:iCs/>
+        </w:rPr>
+        <w:t xml:space="preserve">Step </w:t>
+      </w:r>
+      <w:r>
+        <w:rPr>
+          <w:b/>
+          <w:bCs/>
+          <w:i/>
+          <w:iCs/>
+        </w:rPr>
+        <w:t>2.</w:t>
+      </w:r>
+      <w:r>
+        <w:rPr>
+          <w:b/>
+          <w:bCs/>
+          <w:i/>
+          <w:iCs/>
+        </w:rPr>
+        <w:t>5</w:t>
+      </w:r>
+      <w:r>
+        <w:rPr>
+          <w:b/>
+          <w:bCs/>
+          <w:i/>
+          <w:iCs/>
+        </w:rPr>
+        <w:t>.</w:t>
+      </w:r>
+    </w:p>
+    <w:p>
+      <w:r>
+        <w:lastRenderedPageBreak/>
+        <w:t>The genome annotation (when available) was used to annotate the chunks as intergenic or within a gene (and what feature of the gene).</w:t>
+      </w:r>
+    </w:p>
+    <w:p/>
+    <w:p>
+      <w:r>
+        <w:t>I did this with the following script I made:</w:t>
+      </w:r>
+    </w:p>
+    <w:p>
+      <w:pPr>
+        <w:rPr>
+          <w:i/>
+          <w:iCs/>
+        </w:rPr>
+      </w:pPr>
+      <w:r>
+        <w:rPr>
+          <w:i/>
+          <w:iCs/>
+        </w:rPr>
+        <w:t>2.</w:t>
+      </w:r>
+      <w:r>
+        <w:rPr>
+          <w:i/>
+          <w:iCs/>
+        </w:rPr>
+        <w:t>5</w:t>
+      </w:r>
+      <w:r>
+        <w:rPr>
+          <w:i/>
+          <w:iCs/>
+        </w:rPr>
+        <w:t>.annotating-bed.sh</w:t>
+      </w:r>
+    </w:p>
+    <w:p>
       <w:pPr>
         <w:rPr>
           <w:color w:val="FF0000"/>
         </w:rPr>
       </w:pPr>
-      <w:r>
-        <w:rPr>
-          <w:color w:val="FF0000"/>
-        </w:rPr>
-        <w:t xml:space="preserve">Does this sound like a reasonable approach? </w:t>
-      </w:r>
-    </w:p>
-    <w:p>
-      <w:pPr>
-        <w:rPr>
-          <w:color w:val="FF0000"/>
-        </w:rPr>
-      </w:pPr>
-      <w:r>
-        <w:rPr>
-          <w:color w:val="FF0000"/>
-        </w:rPr>
-        <w:t xml:space="preserve">What do you think about the thresholds? Does 300 bp flanking on either side sound okay? Do you think a hit should be considered a duplicate if it is </w:t>
-      </w:r>
-      <w:r>
-        <w:rPr>
-          <w:color w:val="FF0000"/>
-        </w:rPr>
-        <w:t xml:space="preserve">&gt;70% identity and &gt;70% </w:t>
-      </w:r>
-      <w:r>
-        <w:rPr>
-          <w:color w:val="FF0000"/>
-        </w:rPr>
-        <w:lastRenderedPageBreak/>
-        <w:t>query coverage</w:t>
-      </w:r>
-      <w:r>
-        <w:rPr>
-          <w:color w:val="FF0000"/>
-        </w:rPr>
-        <w:t xml:space="preserve">? Do you think we can just pull out one </w:t>
-      </w:r>
-      <w:r>
-        <w:rPr>
-          <w:color w:val="FF0000"/>
-        </w:rPr>
-        <w:t>insert of a set of duplicates for subsequent analysis</w:t>
-      </w:r>
-      <w:r>
-        <w:rPr>
-          <w:color w:val="FF0000"/>
-        </w:rPr>
-        <w:t>?</w:t>
-      </w:r>
-    </w:p>
-    <w:p>
-      <w:pPr>
-        <w:rPr>
-          <w:color w:val="FF0000"/>
-        </w:rPr>
-      </w:pPr>
-    </w:p>
-    <w:p>
-      <w:pPr>
-        <w:rPr>
-          <w:color w:val="4C94D8" w:themeColor="text2" w:themeTint="80"/>
-        </w:rPr>
-      </w:pPr>
-      <w:r>
-        <w:rPr>
-          <w:color w:val="4C94D8" w:themeColor="text2" w:themeTint="80"/>
-        </w:rPr>
-        <w:sym w:font="Wingdings" w:char="F0E0"/>
-      </w:r>
-      <w:r>
-        <w:rPr>
-          <w:color w:val="4C94D8" w:themeColor="text2" w:themeTint="80"/>
-        </w:rPr>
-        <w:t xml:space="preserve"> </w:t>
+    </w:p>
+    <w:p>
+      <w:pPr>
+        <w:rPr>
+          <w:b/>
+          <w:color w:val="000000" w:themeColor="text1"/>
+        </w:rPr>
+      </w:pPr>
+    </w:p>
+    <w:p>
+      <w:pPr>
+        <w:rPr>
+          <w:b/>
+          <w:color w:val="000000" w:themeColor="text1"/>
+        </w:rPr>
+      </w:pPr>
+      <w:r>
+        <w:rPr>
+          <w:b/>
+          <w:color w:val="000000" w:themeColor="text1"/>
+        </w:rPr>
+        <w:t xml:space="preserve">After this section, we will have output files </w:t>
+      </w:r>
+      <w:r>
+        <w:rPr>
+          <w:b/>
+          <w:color w:val="000000" w:themeColor="text1"/>
+        </w:rPr>
+        <w:t xml:space="preserve">that </w:t>
+      </w:r>
+      <w:r>
+        <w:rPr>
+          <w:b/>
+          <w:color w:val="000000" w:themeColor="text1"/>
+        </w:rPr>
+        <w:t xml:space="preserve">can be used to count the putative inserts per </w:t>
       </w:r>
       <w:proofErr w:type="gramStart"/>
       <w:r>
         <w:rPr>
-          <w:color w:val="4C94D8" w:themeColor="text2" w:themeTint="80"/>
-        </w:rPr>
-        <w:t>Yes</w:t>
+          <w:b/>
+          <w:color w:val="000000" w:themeColor="text1"/>
+        </w:rPr>
+        <w:t>genome</w:t>
+      </w:r>
+      <w:r>
+        <w:rPr>
+          <w:b/>
+          <w:color w:val="000000" w:themeColor="text1"/>
+        </w:rPr>
+        <w:t>, and</w:t>
       </w:r>
       <w:proofErr w:type="gramEnd"/>
       <w:r>
         <w:rPr>
-          <w:color w:val="4C94D8" w:themeColor="text2" w:themeTint="80"/>
-        </w:rPr>
-        <w:t xml:space="preserve"> for the first four questions. For the fifth, we might want to pull out more than one hit, because we might discover an insert that is present across all </w:t>
-      </w:r>
-      <w:proofErr w:type="spellStart"/>
-      <w:r>
-        <w:rPr>
-          <w:color w:val="4C94D8" w:themeColor="text2" w:themeTint="80"/>
-        </w:rPr>
-        <w:t>Panesthiinae</w:t>
-      </w:r>
-      <w:proofErr w:type="spellEnd"/>
-      <w:r>
-        <w:rPr>
-          <w:color w:val="4C94D8" w:themeColor="text2" w:themeTint="80"/>
-        </w:rPr>
-        <w:t>/</w:t>
-      </w:r>
-      <w:proofErr w:type="spellStart"/>
-      <w:r>
-        <w:rPr>
-          <w:color w:val="4C94D8" w:themeColor="text2" w:themeTint="80"/>
-        </w:rPr>
-        <w:t>Geoscapheinae</w:t>
-      </w:r>
-      <w:proofErr w:type="spellEnd"/>
-      <w:r>
-        <w:rPr>
-          <w:color w:val="4C94D8" w:themeColor="text2" w:themeTint="80"/>
-        </w:rPr>
-        <w:t xml:space="preserve"> species (or perhaps across all cockroaches!). If there are any inserts that are ultra-conservative, I guess they should show up in all analyses as having several hits. Maybe we could use “number of hits in other species” to determine how old they are?</w:t>
-      </w:r>
-    </w:p>
-    <w:p>
-      <w:pPr>
-        <w:rPr>
-          <w:color w:val="FF0000"/>
-        </w:rPr>
-      </w:pPr>
-    </w:p>
-    <w:p/>
-    <w:p>
-      <w:pPr>
-        <w:rPr>
-          <w:b/>
-          <w:color w:val="FF0000"/>
-        </w:rPr>
-      </w:pPr>
-      <w:r>
-        <w:rPr>
-          <w:b/>
-          <w:color w:val="FF0000"/>
-        </w:rPr>
-        <w:t xml:space="preserve">After this section, we will have output files </w:t>
-      </w:r>
-      <w:r>
-        <w:rPr>
-          <w:b/>
-          <w:color w:val="FF0000"/>
-        </w:rPr>
-        <w:t xml:space="preserve">that </w:t>
-      </w:r>
-      <w:r>
-        <w:rPr>
-          <w:b/>
-          <w:color w:val="FF0000"/>
-        </w:rPr>
-        <w:t>can be used to count the putative inserts per genome</w:t>
-      </w:r>
-      <w:r>
-        <w:rPr>
-          <w:b/>
-          <w:color w:val="FF0000"/>
-        </w:rPr>
-        <w:t>, and identify where in the genome they occur (e.g. intergenic, exon etc.).</w:t>
+          <w:b/>
+          <w:color w:val="000000" w:themeColor="text1"/>
+        </w:rPr>
+        <w:t xml:space="preserve"> identify where in the genome they occur (e.g. intergenic, exon etc.).</w:t>
       </w:r>
     </w:p>
     <w:p>
@@ -2931,14 +2789,6 @@
         </w:rPr>
         <w:t>3.1.extracting-inserts.sh</w:t>
       </w:r>
-    </w:p>
-    <w:p>
-      <w:pPr>
-        <w:rPr>
-          <w:i/>
-          <w:iCs/>
-        </w:rPr>
-      </w:pPr>
     </w:p>
     <w:p>
       <w:pPr>
@@ -3266,9 +3116,165 @@
       </w:r>
     </w:p>
     <w:p>
-      <w:r>
-        <w:t>I then</w:t>
-      </w:r>
+      <w:pPr>
+        <w:rPr>
+          <w:iCs/>
+        </w:rPr>
+      </w:pPr>
+      <w:r>
+        <w:rPr>
+          <w:iCs/>
+        </w:rPr>
+        <w:t xml:space="preserve">First, the two output </w:t>
+      </w:r>
+      <w:r>
+        <w:rPr>
+          <w:iCs/>
+        </w:rPr>
+        <w:t xml:space="preserve">BLAST </w:t>
+      </w:r>
+      <w:r>
+        <w:rPr>
+          <w:iCs/>
+        </w:rPr>
+        <w:t>files from step 3.2 are filtered by query coverage. Hits with query coverage &lt;70% are set to NA. I then combine both files, and set the two % identity alongside each other for each insert. I then calculate the difference between the two % identity:</w:t>
+      </w:r>
+    </w:p>
+    <w:p>
+      <w:pPr>
+        <w:rPr>
+          <w:iCs/>
+        </w:rPr>
+      </w:pPr>
+      <w:r>
+        <w:rPr>
+          <w:iCs/>
+        </w:rPr>
+        <w:t>“</w:t>
+      </w:r>
+      <w:proofErr w:type="spellStart"/>
+      <w:r>
+        <w:rPr>
+          <w:iCs/>
+        </w:rPr>
+        <w:t>Blatta</w:t>
+      </w:r>
+      <w:r>
+        <w:rPr>
+          <w:iCs/>
+        </w:rPr>
+        <w:t>bacterium</w:t>
+      </w:r>
+      <w:proofErr w:type="spellEnd"/>
+      <w:r>
+        <w:rPr>
+          <w:iCs/>
+        </w:rPr>
+        <w:t xml:space="preserve"> </w:t>
+      </w:r>
+      <w:r>
+        <w:rPr>
+          <w:iCs/>
+        </w:rPr>
+        <w:t>BLAST</w:t>
+      </w:r>
+      <w:r>
+        <w:rPr>
+          <w:iCs/>
+        </w:rPr>
+        <w:t xml:space="preserve"> </w:t>
+      </w:r>
+      <w:r>
+        <w:rPr>
+          <w:iCs/>
+        </w:rPr>
+        <w:t>%</w:t>
+      </w:r>
+      <w:r>
+        <w:rPr>
+          <w:iCs/>
+        </w:rPr>
+        <w:t xml:space="preserve"> </w:t>
+      </w:r>
+      <w:r>
+        <w:rPr>
+          <w:iCs/>
+        </w:rPr>
+        <w:t>identity</w:t>
+      </w:r>
+      <w:r>
+        <w:rPr>
+          <w:iCs/>
+        </w:rPr>
+        <w:t>” - “</w:t>
+      </w:r>
+      <w:r>
+        <w:rPr>
+          <w:iCs/>
+        </w:rPr>
+        <w:t>insert</w:t>
+      </w:r>
+      <w:r>
+        <w:rPr>
+          <w:iCs/>
+        </w:rPr>
+        <w:t xml:space="preserve"> </w:t>
+      </w:r>
+      <w:r>
+        <w:rPr>
+          <w:iCs/>
+        </w:rPr>
+        <w:t>d</w:t>
+      </w:r>
+      <w:r>
+        <w:rPr>
+          <w:iCs/>
+        </w:rPr>
+        <w:t xml:space="preserve">atabase </w:t>
+      </w:r>
+      <w:r>
+        <w:rPr>
+          <w:iCs/>
+        </w:rPr>
+        <w:t>BLAST</w:t>
+      </w:r>
+      <w:r>
+        <w:rPr>
+          <w:iCs/>
+        </w:rPr>
+        <w:t xml:space="preserve"> </w:t>
+      </w:r>
+      <w:r>
+        <w:rPr>
+          <w:iCs/>
+        </w:rPr>
+        <w:t>%</w:t>
+      </w:r>
+      <w:r>
+        <w:rPr>
+          <w:iCs/>
+        </w:rPr>
+        <w:t xml:space="preserve"> </w:t>
+      </w:r>
+      <w:r>
+        <w:rPr>
+          <w:iCs/>
+        </w:rPr>
+        <w:t>identity</w:t>
+      </w:r>
+      <w:r>
+        <w:rPr>
+          <w:iCs/>
+        </w:rPr>
+        <w:t>”</w:t>
+      </w:r>
+    </w:p>
+    <w:p>
+      <w:pPr>
+        <w:rPr>
+          <w:iCs/>
+        </w:rPr>
+      </w:pPr>
     </w:p>
     <w:p>
       <w:pPr>
@@ -3281,155 +3287,6 @@
           <w:iCs/>
         </w:rPr>
         <w:lastRenderedPageBreak/>
-        <w:t>First, BLAST hits for the two output files from step 3.2 are filtered by query coverage. Hits with query coverage &lt;70% are set to NA. I then combine both files, and set the two % identity alongside each other for each insert. I then calculate the difference between the two % identity:</w:t>
-      </w:r>
-    </w:p>
-    <w:p>
-      <w:pPr>
-        <w:rPr>
-          <w:iCs/>
-        </w:rPr>
-      </w:pPr>
-      <w:r>
-        <w:rPr>
-          <w:iCs/>
-        </w:rPr>
-        <w:t>“</w:t>
-      </w:r>
-      <w:proofErr w:type="spellStart"/>
-      <w:r>
-        <w:rPr>
-          <w:iCs/>
-        </w:rPr>
-        <w:t>Blatta</w:t>
-      </w:r>
-      <w:r>
-        <w:rPr>
-          <w:iCs/>
-        </w:rPr>
-        <w:t>bacterium</w:t>
-      </w:r>
-      <w:proofErr w:type="spellEnd"/>
-      <w:r>
-        <w:rPr>
-          <w:iCs/>
-        </w:rPr>
-        <w:t xml:space="preserve"> </w:t>
-      </w:r>
-      <w:r>
-        <w:rPr>
-          <w:iCs/>
-        </w:rPr>
-        <w:t>BLAST</w:t>
-      </w:r>
-      <w:r>
-        <w:rPr>
-          <w:iCs/>
-        </w:rPr>
-        <w:t xml:space="preserve"> </w:t>
-      </w:r>
-      <w:r>
-        <w:rPr>
-          <w:iCs/>
-        </w:rPr>
-        <w:t>%</w:t>
-      </w:r>
-      <w:r>
-        <w:rPr>
-          <w:iCs/>
-        </w:rPr>
-        <w:t xml:space="preserve"> </w:t>
-      </w:r>
-      <w:r>
-        <w:rPr>
-          <w:iCs/>
-        </w:rPr>
-        <w:t>identity</w:t>
-      </w:r>
-      <w:r>
-        <w:rPr>
-          <w:iCs/>
-        </w:rPr>
-        <w:t>” - “</w:t>
-      </w:r>
-      <w:r>
-        <w:rPr>
-          <w:iCs/>
-        </w:rPr>
-        <w:t>insert</w:t>
-      </w:r>
-      <w:r>
-        <w:rPr>
-          <w:iCs/>
-        </w:rPr>
-        <w:t xml:space="preserve"> </w:t>
-      </w:r>
-      <w:r>
-        <w:rPr>
-          <w:iCs/>
-        </w:rPr>
-        <w:t>d</w:t>
-      </w:r>
-      <w:r>
-        <w:rPr>
-          <w:iCs/>
-        </w:rPr>
-        <w:t xml:space="preserve">atabase </w:t>
-      </w:r>
-      <w:r>
-        <w:rPr>
-          <w:iCs/>
-        </w:rPr>
-        <w:t>BLAST</w:t>
-      </w:r>
-      <w:r>
-        <w:rPr>
-          <w:iCs/>
-        </w:rPr>
-        <w:t xml:space="preserve"> </w:t>
-      </w:r>
-      <w:r>
-        <w:rPr>
-          <w:iCs/>
-        </w:rPr>
-        <w:t>%</w:t>
-      </w:r>
-      <w:r>
-        <w:rPr>
-          <w:iCs/>
-        </w:rPr>
-        <w:t xml:space="preserve"> </w:t>
-      </w:r>
-      <w:r>
-        <w:rPr>
-          <w:iCs/>
-        </w:rPr>
-        <w:t>identity</w:t>
-      </w:r>
-      <w:r>
-        <w:rPr>
-          <w:iCs/>
-        </w:rPr>
-        <w:t>”</w:t>
-      </w:r>
-    </w:p>
-    <w:p>
-      <w:pPr>
-        <w:rPr>
-          <w:iCs/>
-        </w:rPr>
-      </w:pPr>
-    </w:p>
-    <w:p>
-      <w:pPr>
-        <w:rPr>
-          <w:iCs/>
-        </w:rPr>
-      </w:pPr>
-      <w:r>
-        <w:rPr>
-          <w:iCs/>
-        </w:rPr>
         <w:t xml:space="preserve">A negative value (i.e. low </w:t>
       </w:r>
       <w:proofErr w:type="spellStart"/>
@@ -3777,280 +3634,106 @@
     <w:p>
       <w:pPr>
         <w:rPr>
-          <w:color w:val="FF0000"/>
-        </w:rPr>
-      </w:pPr>
-      <w:r>
-        <w:rPr>
-          <w:color w:val="FF0000"/>
-        </w:rPr>
-        <w:t xml:space="preserve">Does this sound like a reasonable approach? </w:t>
-      </w:r>
-    </w:p>
-    <w:p>
-      <w:pPr>
-        <w:rPr>
-          <w:color w:val="FF0000"/>
-        </w:rPr>
-      </w:pPr>
-      <w:r>
-        <w:rPr>
-          <w:color w:val="FF0000"/>
-        </w:rPr>
-        <w:t xml:space="preserve">Do you filtering based on </w:t>
-      </w:r>
-      <w:r>
-        <w:rPr>
-          <w:color w:val="FF0000"/>
-        </w:rPr>
-        <w:t>query coverage</w:t>
-      </w:r>
-      <w:r>
-        <w:rPr>
-          <w:color w:val="FF0000"/>
-        </w:rPr>
-        <w:t xml:space="preserve"> &lt;70% is reasonable? I used this threshold to be consistent with step 2.4.</w:t>
-      </w:r>
-    </w:p>
-    <w:p>
-      <w:pPr>
-        <w:rPr>
-          <w:color w:val="FF0000"/>
-        </w:rPr>
-      </w:pPr>
-      <w:r>
-        <w:rPr>
-          <w:color w:val="FF0000"/>
-        </w:rPr>
-        <w:t xml:space="preserve">Do you think that for the ancestral inserts we could </w:t>
-      </w:r>
-      <w:proofErr w:type="spellStart"/>
-      <w:r>
-        <w:rPr>
-          <w:color w:val="FF0000"/>
-        </w:rPr>
-        <w:t>could</w:t>
-      </w:r>
-      <w:proofErr w:type="spellEnd"/>
-      <w:r>
-        <w:rPr>
-          <w:color w:val="FF0000"/>
-        </w:rPr>
-        <w:t xml:space="preserve"> go further any be specific about the minimum based on the BLAST top hit of the insert database (i.e. all cockroach inserts) – for example, if </w:t>
-      </w:r>
-      <w:proofErr w:type="spellStart"/>
-      <w:r>
-        <w:rPr>
-          <w:color w:val="FF0000"/>
-        </w:rPr>
-        <w:t>BLASTing</w:t>
-      </w:r>
-      <w:proofErr w:type="spellEnd"/>
-      <w:r>
-        <w:rPr>
-          <w:color w:val="FF0000"/>
-        </w:rPr>
-        <w:t xml:space="preserve"> a </w:t>
-      </w:r>
-      <w:r>
-        <w:rPr>
-          <w:i/>
-          <w:color w:val="FF0000"/>
-        </w:rPr>
-        <w:t xml:space="preserve">P. </w:t>
-      </w:r>
-      <w:proofErr w:type="spellStart"/>
-      <w:r>
-        <w:rPr>
-          <w:i/>
-          <w:color w:val="FF0000"/>
-        </w:rPr>
-        <w:t>cribrata</w:t>
-      </w:r>
-      <w:proofErr w:type="spellEnd"/>
-      <w:r>
-        <w:rPr>
-          <w:color w:val="FF0000"/>
-        </w:rPr>
-        <w:t xml:space="preserve"> insert, and the top hit is </w:t>
-      </w:r>
-      <w:r>
-        <w:rPr>
-          <w:i/>
-          <w:color w:val="FF0000"/>
-        </w:rPr>
-        <w:t xml:space="preserve">N. </w:t>
-      </w:r>
-      <w:proofErr w:type="spellStart"/>
-      <w:r>
-        <w:rPr>
-          <w:i/>
-          <w:color w:val="FF0000"/>
-        </w:rPr>
-        <w:t>hanni</w:t>
-      </w:r>
-      <w:proofErr w:type="spellEnd"/>
-      <w:r>
-        <w:rPr>
-          <w:color w:val="FF0000"/>
-        </w:rPr>
-        <w:t xml:space="preserve">, the minimum age of the insert is the diverge date of </w:t>
-      </w:r>
-      <w:r>
-        <w:rPr>
-          <w:i/>
-          <w:color w:val="FF0000"/>
-        </w:rPr>
-        <w:t xml:space="preserve">P. </w:t>
-      </w:r>
-      <w:proofErr w:type="spellStart"/>
-      <w:r>
-        <w:rPr>
-          <w:i/>
-          <w:color w:val="FF0000"/>
-        </w:rPr>
-        <w:t>cribrata</w:t>
-      </w:r>
-      <w:proofErr w:type="spellEnd"/>
-      <w:r>
-        <w:rPr>
-          <w:color w:val="FF0000"/>
-        </w:rPr>
-        <w:t xml:space="preserve"> and </w:t>
-      </w:r>
-      <w:r>
-        <w:rPr>
-          <w:i/>
-          <w:color w:val="FF0000"/>
-        </w:rPr>
-        <w:t xml:space="preserve">N. </w:t>
-      </w:r>
-      <w:proofErr w:type="spellStart"/>
-      <w:r>
-        <w:rPr>
-          <w:i/>
-          <w:color w:val="FF0000"/>
-        </w:rPr>
-        <w:t>hanni</w:t>
-      </w:r>
-      <w:proofErr w:type="spellEnd"/>
-      <w:r>
-        <w:rPr>
-          <w:color w:val="FF0000"/>
-        </w:rPr>
-        <w:t>. Is this too much of a stretch? We also might want to consider more than just the top hit for this (as it might hit to numerous other cockroach species’ inserts if it’s ancestral).</w:t>
-      </w:r>
-    </w:p>
-    <w:p>
-      <w:pPr>
-        <w:rPr>
-          <w:color w:val="FF0000"/>
-        </w:rPr>
-      </w:pPr>
-    </w:p>
-    <w:p>
-      <w:pPr>
-        <w:rPr>
-          <w:color w:val="FF0000"/>
-        </w:rPr>
-      </w:pPr>
+          <w:i/>
+          <w:iCs/>
+        </w:rPr>
+      </w:pPr>
+    </w:p>
+    <w:p>
+      <w:pPr>
+        <w:rPr>
+          <w:b/>
+          <w:bCs/>
+          <w:i/>
+          <w:iCs/>
+        </w:rPr>
+      </w:pPr>
+      <w:r>
+        <w:rPr>
+          <w:b/>
+          <w:bCs/>
+          <w:i/>
+          <w:iCs/>
+        </w:rPr>
+        <w:t>Step 3.4.</w:t>
+      </w:r>
+    </w:p>
+    <w:p>
+      <w:r>
+        <w:rPr>
+          <w:highlight w:val="yellow"/>
+        </w:rPr>
+        <w:t xml:space="preserve">Taking the ancestral hits identified in step 3.3, we can BLAST them again to the insert database (excluding its own genome), extract all hits above 70% identity and 70% query coverage for each insert, then extract the unique prefixes (i.e. the species name before the first ‘_’) for each insert. These species names can be added as an additional column. This indicates </w:t>
+      </w:r>
       <w:proofErr w:type="gramStart"/>
       <w:r>
         <w:rPr>
-          <w:color w:val="4C94D8" w:themeColor="text2" w:themeTint="80"/>
-        </w:rPr>
-        <w:t>Yes</w:t>
+          <w:highlight w:val="yellow"/>
+        </w:rPr>
+        <w:t>all of</w:t>
       </w:r>
       <w:proofErr w:type="gramEnd"/>
       <w:r>
         <w:rPr>
-          <w:color w:val="4C94D8" w:themeColor="text2" w:themeTint="80"/>
-        </w:rPr>
-        <w:t xml:space="preserve"> to first two questions. For the 3</w:t>
-      </w:r>
-      <w:r>
-        <w:rPr>
-          <w:color w:val="4C94D8" w:themeColor="text2" w:themeTint="80"/>
-          <w:vertAlign w:val="superscript"/>
-        </w:rPr>
-        <w:t>rd</w:t>
-      </w:r>
-      <w:r>
-        <w:rPr>
-          <w:color w:val="4C94D8" w:themeColor="text2" w:themeTint="80"/>
-        </w:rPr>
-        <w:t xml:space="preserve">, if an insert is ancestral, we’d expect it to be in quite a few of the genomes. It would be odd to see an insert only in P. </w:t>
-      </w:r>
-      <w:proofErr w:type="spellStart"/>
-      <w:r>
-        <w:rPr>
-          <w:color w:val="4C94D8" w:themeColor="text2" w:themeTint="80"/>
-        </w:rPr>
-        <w:t>cribrata</w:t>
-      </w:r>
-      <w:proofErr w:type="spellEnd"/>
-      <w:r>
-        <w:rPr>
-          <w:color w:val="4C94D8" w:themeColor="text2" w:themeTint="80"/>
-        </w:rPr>
-        <w:t xml:space="preserve"> and N. </w:t>
-      </w:r>
-      <w:proofErr w:type="spellStart"/>
-      <w:r>
-        <w:rPr>
-          <w:color w:val="4C94D8" w:themeColor="text2" w:themeTint="80"/>
-        </w:rPr>
-        <w:t>hanni</w:t>
-      </w:r>
-      <w:proofErr w:type="spellEnd"/>
-      <w:r>
-        <w:rPr>
-          <w:color w:val="4C94D8" w:themeColor="text2" w:themeTint="80"/>
-        </w:rPr>
-        <w:t xml:space="preserve">, but none of the others, but I guess it is possible. </w:t>
-      </w:r>
-    </w:p>
-    <w:p>
-      <w:pPr>
-        <w:rPr>
-          <w:i/>
-          <w:iCs/>
-        </w:rPr>
-      </w:pPr>
-    </w:p>
-    <w:p>
-      <w:pPr>
-        <w:rPr>
-          <w:b/>
-          <w:color w:val="FF0000"/>
-        </w:rPr>
-      </w:pPr>
-      <w:r>
-        <w:rPr>
-          <w:b/>
-          <w:color w:val="FF0000"/>
-        </w:rPr>
-        <w:t xml:space="preserve">After this section, we will have output files </w:t>
-      </w:r>
-      <w:r>
-        <w:rPr>
-          <w:b/>
-          <w:color w:val="FF0000"/>
-        </w:rPr>
-        <w:t xml:space="preserve">that can be used to infer the age of the inserts. Several other steps </w:t>
-      </w:r>
-    </w:p>
-    <w:p>
-      <w:pPr>
-        <w:rPr>
-          <w:i/>
-          <w:iCs/>
-        </w:rPr>
-      </w:pPr>
-    </w:p>
-    <w:p>
-      <w:pPr>
-        <w:rPr>
+          <w:highlight w:val="yellow"/>
+        </w:rPr>
+        <w:t xml:space="preserve"> the species this insert is found in, and therefore infers the age of the insert.</w:t>
+      </w:r>
+    </w:p>
+    <w:p>
+      <w:pPr>
+        <w:rPr>
+          <w:b/>
+          <w:bCs/>
+          <w:i/>
+          <w:iCs/>
+        </w:rPr>
+      </w:pPr>
+    </w:p>
+    <w:p>
+      <w:pPr>
+        <w:rPr>
+          <w:b/>
+          <w:bCs/>
+          <w:i/>
+          <w:iCs/>
+        </w:rPr>
+      </w:pPr>
+    </w:p>
+    <w:p>
+      <w:pPr>
+        <w:rPr>
+          <w:b/>
+          <w:i/>
+          <w:iCs/>
+          <w:color w:val="000000" w:themeColor="text1"/>
+        </w:rPr>
+      </w:pPr>
+      <w:r>
+        <w:rPr>
+          <w:b/>
+          <w:i/>
+          <w:iCs/>
+          <w:color w:val="000000" w:themeColor="text1"/>
+        </w:rPr>
+        <w:t xml:space="preserve">After this section, we will have output files that can be used to infer the age of the inserts. </w:t>
+      </w:r>
+    </w:p>
+    <w:p>
+      <w:pPr>
+        <w:rPr>
+          <w:b/>
+          <w:bCs/>
+          <w:i/>
+          <w:iCs/>
+        </w:rPr>
+      </w:pPr>
+    </w:p>
+    <w:p>
+      <w:pPr>
+        <w:rPr>
+          <w:b/>
+          <w:bCs/>
           <w:i/>
           <w:iCs/>
         </w:rPr>
@@ -4087,6 +3770,7 @@
           <w:bCs/>
           <w:iCs/>
         </w:rPr>
+        <w:lastRenderedPageBreak/>
         <w:t>Other key things that need to be done:</w:t>
       </w:r>
     </w:p>
@@ -4148,185 +3832,12 @@
     </w:p>
     <w:p>
       <w:pPr>
-        <w:pStyle w:val="ListParagraph"/>
-        <w:numPr>
-          <w:ilvl w:val="0"/>
-          <w:numId w:val="1"/>
-        </w:numPr>
-        <w:rPr>
-          <w:bCs/>
-          <w:iCs/>
-        </w:rPr>
-      </w:pPr>
-      <w:r>
-        <w:rPr>
-          <w:bCs/>
-          <w:iCs/>
-        </w:rPr>
-        <w:t xml:space="preserve">Re-assembling some </w:t>
-      </w:r>
-      <w:r>
-        <w:rPr>
-          <w:bCs/>
-          <w:i/>
-          <w:iCs/>
-        </w:rPr>
-        <w:t>P. americana</w:t>
-      </w:r>
-      <w:r>
-        <w:rPr>
-          <w:bCs/>
-          <w:iCs/>
-        </w:rPr>
-        <w:t>/</w:t>
-      </w:r>
-      <w:r>
-        <w:rPr>
-          <w:bCs/>
-          <w:i/>
-          <w:iCs/>
-        </w:rPr>
-        <w:t xml:space="preserve">B. germanica </w:t>
-      </w:r>
-      <w:r>
-        <w:rPr>
-          <w:bCs/>
-          <w:iCs/>
-        </w:rPr>
-        <w:t>to confirm they do indeed have very few inserts compared to Blaberids.</w:t>
-      </w:r>
-    </w:p>
-    <w:p>
-      <w:pPr>
-        <w:rPr>
-          <w:bCs/>
-          <w:iCs/>
-        </w:rPr>
-      </w:pPr>
-    </w:p>
-    <w:p>
-      <w:pPr>
-        <w:rPr>
-          <w:bCs/>
-          <w:iCs/>
-          <w:color w:val="FF0000"/>
-        </w:rPr>
-      </w:pPr>
-      <w:r>
-        <w:rPr>
-          <w:bCs/>
-          <w:iCs/>
-          <w:color w:val="FF0000"/>
-        </w:rPr>
-        <w:t xml:space="preserve">Do you agree with the above steps? The first two points might have to be done by someone else given my limited time. Note, for point 2, part of the main pipeline is an alignment file, so half of this is done already. </w:t>
-      </w:r>
-    </w:p>
-    <w:p>
-      <w:pPr>
-        <w:rPr>
-          <w:color w:val="FF0000"/>
-        </w:rPr>
-      </w:pPr>
-      <w:r>
-        <w:rPr>
-          <w:color w:val="FF0000"/>
-        </w:rPr>
-        <w:t xml:space="preserve">I am currently re-assembling a </w:t>
-      </w:r>
-      <w:r>
-        <w:rPr>
-          <w:i/>
-          <w:color w:val="FF0000"/>
-        </w:rPr>
-        <w:t>P. americana</w:t>
-      </w:r>
-      <w:r>
-        <w:rPr>
-          <w:color w:val="FF0000"/>
-        </w:rPr>
-        <w:t xml:space="preserve"> with PacBio reads.</w:t>
-      </w:r>
-    </w:p>
-    <w:p>
-      <w:pPr>
-        <w:rPr>
-          <w:color w:val="FF0000"/>
-        </w:rPr>
-      </w:pPr>
-    </w:p>
-    <w:p>
-      <w:pPr>
-        <w:rPr>
-          <w:color w:val="4C94D8" w:themeColor="text2" w:themeTint="80"/>
-        </w:rPr>
-      </w:pPr>
-      <w:r>
-        <w:rPr>
-          <w:color w:val="4C94D8" w:themeColor="text2" w:themeTint="80"/>
-        </w:rPr>
-        <w:t xml:space="preserve">Sounds good. </w:t>
-      </w:r>
-    </w:p>
-    <w:p>
-      <w:pPr>
-        <w:rPr>
-          <w:color w:val="4C94D8" w:themeColor="text2" w:themeTint="80"/>
-        </w:rPr>
-      </w:pPr>
-    </w:p>
-    <w:p>
-      <w:pPr>
-        <w:rPr>
-          <w:color w:val="4C94D8" w:themeColor="text2" w:themeTint="80"/>
-        </w:rPr>
-      </w:pPr>
-      <w:r>
-        <w:rPr>
-          <w:color w:val="4C94D8" w:themeColor="text2" w:themeTint="80"/>
-        </w:rPr>
-        <w:t>Other thoughts:</w:t>
-      </w:r>
-    </w:p>
-    <w:p>
-      <w:pPr>
-        <w:rPr>
-          <w:color w:val="FF0000"/>
-        </w:rPr>
-      </w:pPr>
-      <w:r>
-        <w:rPr>
-          <w:color w:val="4C94D8" w:themeColor="text2" w:themeTint="80"/>
-        </w:rPr>
-        <w:t xml:space="preserve">It would be good to look at whether the origin of the inserts is from particular regions of the </w:t>
-      </w:r>
-      <w:proofErr w:type="spellStart"/>
-      <w:r>
-        <w:rPr>
-          <w:color w:val="4C94D8" w:themeColor="text2" w:themeTint="80"/>
-        </w:rPr>
-        <w:t>Blattabacterium</w:t>
-      </w:r>
-      <w:proofErr w:type="spellEnd"/>
-      <w:r>
-        <w:rPr>
-          <w:color w:val="4C94D8" w:themeColor="text2" w:themeTint="80"/>
-        </w:rPr>
-        <w:t xml:space="preserve"> genome, or whether they </w:t>
-      </w:r>
-      <w:r>
-        <w:rPr>
-          <w:color w:val="4C94D8" w:themeColor="text2" w:themeTint="80"/>
-        </w:rPr>
-        <w:t>come from any area of genome, randomly</w:t>
-      </w:r>
-      <w:r>
-        <w:rPr>
-          <w:color w:val="4C94D8" w:themeColor="text2" w:themeTint="80"/>
-        </w:rPr>
-        <w:t xml:space="preserve">. </w:t>
-      </w:r>
-    </w:p>
-    <w:p/>
+        <w:rPr>
+          <w:bCs/>
+          <w:iCs/>
+        </w:rPr>
+      </w:pPr>
+    </w:p>
     <w:p/>
     <w:sectPr>
       <w:pgSz w:w="11906" w:h="16838"/>

--- a/HGT_pipeline.docx
+++ b/HGT_pipeline.docx
@@ -1090,7 +1090,10 @@
           <w:i/>
           <w:iCs/>
         </w:rPr>
-        <w:t xml:space="preserve"> americana</w:t>
+        <w:t xml:space="preserve"> americana </w:t>
+      </w:r>
+      <w:r>
+        <w:t>v1</w:t>
       </w:r>
       <w:r>
         <w:rPr>
@@ -1103,10 +1106,7 @@
         <w:sym w:font="Wingdings" w:char="F0E0"/>
       </w:r>
       <w:r>
-        <w:t xml:space="preserve"> </w:t>
-      </w:r>
-      <w:r>
-        <w:t>GCA_025594305.2</w:t>
+        <w:t xml:space="preserve"> GCA_025594305.2</w:t>
       </w:r>
     </w:p>
     <w:p>
@@ -1118,11 +1118,16 @@
         </w:numPr>
       </w:pPr>
       <w:r>
-        <w:t xml:space="preserve">from </w:t>
-      </w:r>
-      <w:r>
-        <w:t>NCBI</w:t>
-      </w:r>
+        <w:t>f</w:t>
+      </w:r>
+      <w:r>
+        <w:t xml:space="preserve">rom </w:t>
+      </w:r>
+      <w:proofErr w:type="spellStart"/>
+      <w:r>
+        <w:t>Genbank</w:t>
+      </w:r>
+      <w:proofErr w:type="spellEnd"/>
     </w:p>
     <w:p>
       <w:pPr>
@@ -1170,7 +1175,14 @@
           <w:i/>
           <w:iCs/>
         </w:rPr>
-        <w:t>Periplaneta_</w:t>
+        <w:t>Periplaneta</w:t>
+      </w:r>
+      <w:r>
+        <w:rPr>
+          <w:i/>
+          <w:iCs/>
+        </w:rPr>
+        <w:t>_</w:t>
       </w:r>
       <w:proofErr w:type="gramStart"/>
       <w:r>
@@ -1232,19 +1244,13 @@
         <w:t xml:space="preserve"> americana</w:t>
       </w:r>
       <w:r>
-        <w:t xml:space="preserve"> v</w:t>
-      </w:r>
-      <w:r>
-        <w:t xml:space="preserve">3 </w:t>
+        <w:t xml:space="preserve"> v3 </w:t>
       </w:r>
       <w:r>
         <w:sym w:font="Wingdings" w:char="F0E0"/>
       </w:r>
       <w:r>
-        <w:t xml:space="preserve"> </w:t>
-      </w:r>
-      <w:r>
-        <w:t>CNA0019281</w:t>
+        <w:t xml:space="preserve"> CNA0019281</w:t>
       </w:r>
     </w:p>
     <w:p>
@@ -1256,10 +1262,7 @@
         </w:numPr>
       </w:pPr>
       <w:r>
-        <w:t xml:space="preserve">from CNSA </w:t>
-      </w:r>
-      <w:r>
-        <w:t>(https://db.cngb.org/cnsa/)</w:t>
+        <w:t>from CNSA (https://db.cngb.org/cnsa/)</w:t>
       </w:r>
     </w:p>
     <w:p>
@@ -1730,34 +1733,18 @@
           <w:numId w:val="1"/>
         </w:numPr>
       </w:pPr>
-      <w:proofErr w:type="spellStart"/>
-      <w:r>
-        <w:rPr>
-          <w:i/>
-          <w:iCs/>
-        </w:rPr>
-        <w:t>Tenodera</w:t>
-      </w:r>
-      <w:proofErr w:type="spellEnd"/>
-      <w:r>
-        <w:rPr>
-          <w:i/>
-          <w:iCs/>
-        </w:rPr>
-        <w:t xml:space="preserve"> </w:t>
-      </w:r>
-      <w:r>
-        <w:rPr>
-          <w:i/>
-          <w:iCs/>
-        </w:rPr>
-        <w:t>sinensis</w:t>
-      </w:r>
-      <w:r>
-        <w:rPr>
-          <w:i/>
-          <w:iCs/>
-        </w:rPr>
+      <w:r>
+        <w:t>Reticulitermes</w:t>
+      </w:r>
+      <w:r>
+        <w:t xml:space="preserve"> </w:t>
+      </w:r>
+      <w:proofErr w:type="spellStart"/>
+      <w:r>
+        <w:t>lucifugus</w:t>
+      </w:r>
+      <w:proofErr w:type="spellEnd"/>
+      <w:r>
         <w:t xml:space="preserve"> </w:t>
       </w:r>
       <w:r>
@@ -1766,18 +1753,41 @@
       <w:r>
         <w:t xml:space="preserve"> </w:t>
       </w:r>
-      <w:r>
-        <w:t xml:space="preserve">GCA_030765045.1 </w:t>
-      </w:r>
-      <w:r>
-        <w:t xml:space="preserve">(from </w:t>
-      </w:r>
-      <w:r>
-        <w:t>NCBI</w:t>
-      </w:r>
-      <w:r>
-        <w:t>)</w:t>
-      </w:r>
+      <w:proofErr w:type="spellStart"/>
+      <w:r>
+        <w:rPr>
+          <w:i/>
+          <w:iCs/>
+        </w:rPr>
+        <w:t>Reticulitermes_</w:t>
+      </w:r>
+      <w:proofErr w:type="gramStart"/>
+      <w:r>
+        <w:rPr>
+          <w:i/>
+          <w:iCs/>
+        </w:rPr>
+        <w:t>lucifugus</w:t>
+      </w:r>
+      <w:r>
+        <w:t>.</w:t>
+      </w:r>
+      <w:r>
+        <w:rPr>
+          <w:i/>
+          <w:iCs/>
+        </w:rPr>
+        <w:t>genome</w:t>
+      </w:r>
+      <w:proofErr w:type="gramEnd"/>
+      <w:r>
+        <w:rPr>
+          <w:i/>
+          <w:iCs/>
+        </w:rPr>
+        <w:t>.fasta</w:t>
+      </w:r>
+      <w:proofErr w:type="spellEnd"/>
     </w:p>
     <w:p>
       <w:pPr>
@@ -1788,118 +1798,7 @@
         </w:numPr>
       </w:pPr>
       <w:r>
-        <w:t>No annotation available.</w:t>
-      </w:r>
-    </w:p>
-    <w:p>
-      <w:pPr>
-        <w:rPr>
-          <w:b/>
-          <w:bCs/>
-          <w:iCs/>
-        </w:rPr>
-      </w:pPr>
-    </w:p>
-    <w:p>
-      <w:pPr>
-        <w:rPr>
-          <w:b/>
-          <w:bCs/>
-          <w:iCs/>
-        </w:rPr>
-      </w:pPr>
-      <w:r>
-        <w:rPr>
-          <w:b/>
-          <w:bCs/>
-          <w:iCs/>
-        </w:rPr>
-        <w:t>2</w:t>
-      </w:r>
-      <w:r>
-        <w:rPr>
-          <w:b/>
-          <w:bCs/>
-          <w:iCs/>
-        </w:rPr>
-        <w:t xml:space="preserve">. </w:t>
-      </w:r>
-      <w:r>
-        <w:rPr>
-          <w:b/>
-          <w:bCs/>
-          <w:iCs/>
-        </w:rPr>
-        <w:t>CHARACTERISING INSERTS</w:t>
-      </w:r>
-    </w:p>
-    <w:p>
-      <w:pPr>
-        <w:rPr>
-          <w:b/>
-          <w:bCs/>
-          <w:i/>
-          <w:iCs/>
-        </w:rPr>
-      </w:pPr>
-    </w:p>
-    <w:p>
-      <w:pPr>
-        <w:rPr>
-          <w:b/>
-          <w:bCs/>
-          <w:i/>
-          <w:iCs/>
-        </w:rPr>
-      </w:pPr>
-      <w:r>
-        <w:rPr>
-          <w:b/>
-          <w:bCs/>
-          <w:i/>
-          <w:iCs/>
-        </w:rPr>
-        <w:t xml:space="preserve">Step </w:t>
-      </w:r>
-      <w:r>
-        <w:rPr>
-          <w:b/>
-          <w:bCs/>
-          <w:i/>
-          <w:iCs/>
-        </w:rPr>
-        <w:t>2.1</w:t>
-      </w:r>
-      <w:r>
-        <w:rPr>
-          <w:b/>
-          <w:bCs/>
-          <w:i/>
-          <w:iCs/>
-        </w:rPr>
-        <w:t>.</w:t>
-      </w:r>
-    </w:p>
-    <w:p>
-      <w:r>
-        <w:t>Characteris</w:t>
-      </w:r>
-      <w:r>
-        <w:t>ing</w:t>
-      </w:r>
-      <w:r>
-        <w:t xml:space="preserve"> the putative </w:t>
-      </w:r>
-      <w:r>
-        <w:t xml:space="preserve">HGT regions based on where the </w:t>
-      </w:r>
-      <w:proofErr w:type="spellStart"/>
-      <w:r>
-        <w:t>Blattabacterium</w:t>
-      </w:r>
-      <w:proofErr w:type="spellEnd"/>
-      <w:r>
-        <w:t xml:space="preserve"> chunks aligned.</w:t>
+        <w:t>from InsectBase</w:t>
       </w:r>
     </w:p>
     <w:p>
@@ -1910,8 +1809,182 @@
           <w:numId w:val="1"/>
         </w:numPr>
       </w:pPr>
-      <w:r>
-        <w:t xml:space="preserve">The region was elongated where </w:t>
+      <w:proofErr w:type="spellStart"/>
+      <w:r>
+        <w:rPr>
+          <w:i/>
+          <w:iCs/>
+        </w:rPr>
+        <w:t>Tenodera</w:t>
+      </w:r>
+      <w:proofErr w:type="spellEnd"/>
+      <w:r>
+        <w:rPr>
+          <w:i/>
+          <w:iCs/>
+        </w:rPr>
+        <w:t xml:space="preserve"> </w:t>
+      </w:r>
+      <w:r>
+        <w:rPr>
+          <w:i/>
+          <w:iCs/>
+        </w:rPr>
+        <w:t>sinensis</w:t>
+      </w:r>
+      <w:r>
+        <w:rPr>
+          <w:i/>
+          <w:iCs/>
+        </w:rPr>
+        <w:t xml:space="preserve"> </w:t>
+      </w:r>
+      <w:r>
+        <w:sym w:font="Wingdings" w:char="F0E0"/>
+      </w:r>
+      <w:r>
+        <w:t xml:space="preserve"> </w:t>
+      </w:r>
+      <w:r>
+        <w:t xml:space="preserve">GCA_030765045.1 </w:t>
+      </w:r>
+      <w:r>
+        <w:t xml:space="preserve">(from </w:t>
+      </w:r>
+      <w:r>
+        <w:t>NCBI</w:t>
+      </w:r>
+      <w:r>
+        <w:t>)</w:t>
+      </w:r>
+    </w:p>
+    <w:p>
+      <w:pPr>
+        <w:pStyle w:val="ListParagraph"/>
+        <w:numPr>
+          <w:ilvl w:val="1"/>
+          <w:numId w:val="1"/>
+        </w:numPr>
+        <w:rPr>
+          <w:highlight w:val="yellow"/>
+        </w:rPr>
+      </w:pPr>
+      <w:r>
+        <w:rPr>
+          <w:highlight w:val="yellow"/>
+        </w:rPr>
+        <w:t xml:space="preserve">Not used; but could </w:t>
+      </w:r>
+      <w:proofErr w:type="gramStart"/>
+      <w:r>
+        <w:rPr>
+          <w:highlight w:val="yellow"/>
+        </w:rPr>
+        <w:t>use</w:t>
+      </w:r>
+      <w:proofErr w:type="gramEnd"/>
+    </w:p>
+    <w:p>
+      <w:pPr>
+        <w:rPr>
+          <w:b/>
+          <w:bCs/>
+          <w:iCs/>
+        </w:rPr>
+      </w:pPr>
+    </w:p>
+    <w:p>
+      <w:pPr>
+        <w:rPr>
+          <w:b/>
+          <w:bCs/>
+          <w:iCs/>
+        </w:rPr>
+      </w:pPr>
+      <w:r>
+        <w:rPr>
+          <w:b/>
+          <w:bCs/>
+          <w:iCs/>
+        </w:rPr>
+        <w:t>2</w:t>
+      </w:r>
+      <w:r>
+        <w:rPr>
+          <w:b/>
+          <w:bCs/>
+          <w:iCs/>
+        </w:rPr>
+        <w:t xml:space="preserve">. </w:t>
+      </w:r>
+      <w:r>
+        <w:rPr>
+          <w:b/>
+          <w:bCs/>
+          <w:iCs/>
+        </w:rPr>
+        <w:t>CHARACTERISING INSERTS</w:t>
+      </w:r>
+    </w:p>
+    <w:p>
+      <w:pPr>
+        <w:rPr>
+          <w:b/>
+          <w:bCs/>
+          <w:i/>
+          <w:iCs/>
+        </w:rPr>
+      </w:pPr>
+    </w:p>
+    <w:p>
+      <w:pPr>
+        <w:rPr>
+          <w:b/>
+          <w:bCs/>
+          <w:i/>
+          <w:iCs/>
+        </w:rPr>
+      </w:pPr>
+      <w:r>
+        <w:rPr>
+          <w:b/>
+          <w:bCs/>
+          <w:i/>
+          <w:iCs/>
+        </w:rPr>
+        <w:t xml:space="preserve">Step </w:t>
+      </w:r>
+      <w:r>
+        <w:rPr>
+          <w:b/>
+          <w:bCs/>
+          <w:i/>
+          <w:iCs/>
+        </w:rPr>
+        <w:t>2.1</w:t>
+      </w:r>
+      <w:r>
+        <w:rPr>
+          <w:b/>
+          <w:bCs/>
+          <w:i/>
+          <w:iCs/>
+        </w:rPr>
+        <w:t>.</w:t>
+      </w:r>
+    </w:p>
+    <w:p>
+      <w:r>
+        <w:t>Characteris</w:t>
+      </w:r>
+      <w:r>
+        <w:t>ing</w:t>
+      </w:r>
+      <w:r>
+        <w:t xml:space="preserve"> the putative </w:t>
+      </w:r>
+      <w:r>
+        <w:t xml:space="preserve">HGT regions based on where the </w:t>
       </w:r>
       <w:proofErr w:type="spellStart"/>
       <w:r>
@@ -1919,13 +1992,7 @@
       </w:r>
       <w:proofErr w:type="spellEnd"/>
       <w:r>
-        <w:t xml:space="preserve"> chunks overlapped, or when there was a gap between </w:t>
-      </w:r>
-      <w:r>
-        <w:t xml:space="preserve">neighbouring </w:t>
-      </w:r>
-      <w:r>
-        <w:t>mapped chunks &lt;200 bp.</w:t>
+        <w:t xml:space="preserve"> chunks aligned.</w:t>
       </w:r>
     </w:p>
     <w:p>
@@ -1937,131 +2004,7 @@
         </w:numPr>
       </w:pPr>
       <w:r>
-        <w:t>Putative inserts &lt;75 bp were removed (this would happen</w:t>
-      </w:r>
-      <w:r>
-        <w:t xml:space="preserve"> </w:t>
-      </w:r>
-      <w:r>
-        <w:rPr>
-          <w:color w:val="4C94D8" w:themeColor="text2" w:themeTint="80"/>
-        </w:rPr>
-        <w:t>if</w:t>
-      </w:r>
-      <w:r>
-        <w:t xml:space="preserve"> less than half of one 150 bp chunk aligned)</w:t>
-      </w:r>
-    </w:p>
-    <w:p>
-      <w:r>
-        <w:t>I did this with the following script I made:</w:t>
-      </w:r>
-    </w:p>
-    <w:p>
-      <w:pPr>
-        <w:rPr>
-          <w:i/>
-          <w:iCs/>
-        </w:rPr>
-      </w:pPr>
-      <w:r>
-        <w:rPr>
-          <w:i/>
-          <w:iCs/>
-        </w:rPr>
-        <w:t>2.1.extracting-bed.sh</w:t>
-      </w:r>
-    </w:p>
-    <w:p/>
-    <w:p>
-      <w:pPr>
-        <w:rPr>
-          <w:b/>
-          <w:bCs/>
-          <w:color w:val="000000" w:themeColor="text1"/>
-        </w:rPr>
-      </w:pPr>
-      <w:r>
-        <w:rPr>
-          <w:b/>
-          <w:bCs/>
-          <w:color w:val="000000" w:themeColor="text1"/>
-          <w:highlight w:val="yellow"/>
-        </w:rPr>
-        <w:t xml:space="preserve">Go down to 50 </w:t>
-      </w:r>
-      <w:proofErr w:type="gramStart"/>
-      <w:r>
-        <w:rPr>
-          <w:b/>
-          <w:bCs/>
-          <w:color w:val="000000" w:themeColor="text1"/>
-          <w:highlight w:val="yellow"/>
-        </w:rPr>
-        <w:t>bp</w:t>
-      </w:r>
-      <w:proofErr w:type="gramEnd"/>
-    </w:p>
-    <w:p>
-      <w:pPr>
-        <w:rPr>
-          <w:i/>
-          <w:iCs/>
-        </w:rPr>
-      </w:pPr>
-    </w:p>
-    <w:p>
-      <w:pPr>
-        <w:rPr>
-          <w:b/>
-          <w:bCs/>
-          <w:i/>
-          <w:iCs/>
-        </w:rPr>
-      </w:pPr>
-      <w:r>
-        <w:rPr>
-          <w:b/>
-          <w:bCs/>
-          <w:i/>
-          <w:iCs/>
-        </w:rPr>
-        <w:t xml:space="preserve">Step </w:t>
-      </w:r>
-      <w:r>
-        <w:rPr>
-          <w:b/>
-          <w:bCs/>
-          <w:i/>
-          <w:iCs/>
-        </w:rPr>
-        <w:t>2.</w:t>
-      </w:r>
-      <w:r>
-        <w:rPr>
-          <w:b/>
-          <w:bCs/>
-          <w:i/>
-          <w:iCs/>
-        </w:rPr>
-        <w:t>2</w:t>
-      </w:r>
-      <w:r>
-        <w:rPr>
-          <w:b/>
-          <w:bCs/>
-          <w:i/>
-          <w:iCs/>
-        </w:rPr>
-        <w:t>.</w:t>
-      </w:r>
-    </w:p>
-    <w:p>
-      <w:r>
-        <w:t xml:space="preserve">Filtering </w:t>
-      </w:r>
-      <w:r>
-        <w:t xml:space="preserve">potential contaminant </w:t>
+        <w:t xml:space="preserve">The region was elongated where </w:t>
       </w:r>
       <w:proofErr w:type="spellStart"/>
       <w:r>
@@ -2069,66 +2012,13 @@
       </w:r>
       <w:proofErr w:type="spellEnd"/>
       <w:r>
-        <w:t xml:space="preserve"> contigs that appear as inserts. This is done by comparing the length of the HGT insert and the contig which it sits on. We can remove the insert (and contig) if the insert covers a large proportion (e.g. &gt;40%) of the contig. </w:t>
-      </w:r>
-    </w:p>
-    <w:p/>
-    <w:p/>
-    <w:p>
-      <w:pPr>
-        <w:rPr>
-          <w:b/>
-          <w:i/>
-        </w:rPr>
-      </w:pPr>
-      <w:r>
-        <w:rPr>
-          <w:b/>
-          <w:i/>
-        </w:rPr>
-        <w:t>Step 2.</w:t>
-      </w:r>
-      <w:r>
-        <w:rPr>
-          <w:b/>
-          <w:i/>
-        </w:rPr>
-        <w:t>3</w:t>
-      </w:r>
-      <w:r>
-        <w:rPr>
-          <w:b/>
-          <w:i/>
-        </w:rPr>
-        <w:t>.</w:t>
-      </w:r>
-    </w:p>
-    <w:p>
-      <w:r>
-        <w:t>Some HGT inserts might be the result of a real duplication event, and some might have ‘jumped’ around the genome with a transposon. Further, given that the most common assembly error is false duplication, some duplicate inserts may be artefacts.</w:t>
-      </w:r>
-    </w:p>
-    <w:p/>
-    <w:p>
-      <w:r>
-        <w:t>We need to identify and filter duplicated HGT inserts to correctly count inserts per genome and to characterise their age etc.</w:t>
-      </w:r>
-      <w:r>
-        <w:t xml:space="preserve"> To do this, for each genome, I first extract each insert plus a 300 bp flanking region on either side. I then BLAST each insert (plus flanking region) against all other inserts (plus flanking regions) in the genome. I ignore the top hit, as this will be the insert that I am </w:t>
-      </w:r>
-      <w:proofErr w:type="spellStart"/>
-      <w:r>
-        <w:t>BLASTing</w:t>
-      </w:r>
-      <w:proofErr w:type="spellEnd"/>
-      <w:r>
-        <w:t xml:space="preserve">, and extract the second hit (if there is one). </w:t>
-      </w:r>
-    </w:p>
-    <w:p/>
-    <w:p>
-      <w:r>
-        <w:t>Interpretation:</w:t>
+        <w:t xml:space="preserve"> chunks overlapped, or when there was a gap between </w:t>
+      </w:r>
+      <w:r>
+        <w:t xml:space="preserve">neighbouring </w:t>
+      </w:r>
+      <w:r>
+        <w:t>mapped chunks &lt;200 bp.</w:t>
       </w:r>
     </w:p>
     <w:p>
@@ -2140,8 +2030,198 @@
         </w:numPr>
       </w:pPr>
       <w:r>
-        <w:lastRenderedPageBreak/>
-        <w:t xml:space="preserve">Very high hits = possibly false duplication. Note, taking the flanking region will help to differentiate whether they are real inserts or false duplicates (if they are false duplicates, I expect the whole region to be very similar). </w:t>
+        <w:t>Putative inserts &lt;75 bp were removed (this would happen</w:t>
+      </w:r>
+      <w:r>
+        <w:t xml:space="preserve"> </w:t>
+      </w:r>
+      <w:r>
+        <w:rPr>
+          <w:color w:val="4C94D8" w:themeColor="text2" w:themeTint="80"/>
+        </w:rPr>
+        <w:t>if</w:t>
+      </w:r>
+      <w:r>
+        <w:t xml:space="preserve"> less than half of one 150 bp chunk aligned)</w:t>
+      </w:r>
+    </w:p>
+    <w:p>
+      <w:r>
+        <w:t>I did this with the following script I made:</w:t>
+      </w:r>
+    </w:p>
+    <w:p>
+      <w:pPr>
+        <w:rPr>
+          <w:i/>
+          <w:iCs/>
+        </w:rPr>
+      </w:pPr>
+      <w:r>
+        <w:rPr>
+          <w:i/>
+          <w:iCs/>
+        </w:rPr>
+        <w:t>2.1.extracting-bed.sh</w:t>
+      </w:r>
+    </w:p>
+    <w:p/>
+    <w:p>
+      <w:pPr>
+        <w:rPr>
+          <w:b/>
+          <w:bCs/>
+          <w:color w:val="000000" w:themeColor="text1"/>
+        </w:rPr>
+      </w:pPr>
+      <w:r>
+        <w:rPr>
+          <w:b/>
+          <w:bCs/>
+          <w:color w:val="000000" w:themeColor="text1"/>
+          <w:highlight w:val="yellow"/>
+        </w:rPr>
+        <w:t xml:space="preserve">Go down to 50 </w:t>
+      </w:r>
+      <w:proofErr w:type="gramStart"/>
+      <w:r>
+        <w:rPr>
+          <w:b/>
+          <w:bCs/>
+          <w:color w:val="000000" w:themeColor="text1"/>
+          <w:highlight w:val="yellow"/>
+        </w:rPr>
+        <w:t>bp</w:t>
+      </w:r>
+      <w:proofErr w:type="gramEnd"/>
+    </w:p>
+    <w:p>
+      <w:pPr>
+        <w:rPr>
+          <w:i/>
+          <w:iCs/>
+        </w:rPr>
+      </w:pPr>
+    </w:p>
+    <w:p>
+      <w:pPr>
+        <w:rPr>
+          <w:b/>
+          <w:bCs/>
+          <w:i/>
+          <w:iCs/>
+        </w:rPr>
+      </w:pPr>
+      <w:r>
+        <w:rPr>
+          <w:b/>
+          <w:bCs/>
+          <w:i/>
+          <w:iCs/>
+        </w:rPr>
+        <w:t xml:space="preserve">Step </w:t>
+      </w:r>
+      <w:r>
+        <w:rPr>
+          <w:b/>
+          <w:bCs/>
+          <w:i/>
+          <w:iCs/>
+        </w:rPr>
+        <w:t>2.</w:t>
+      </w:r>
+      <w:r>
+        <w:rPr>
+          <w:b/>
+          <w:bCs/>
+          <w:i/>
+          <w:iCs/>
+        </w:rPr>
+        <w:t>2</w:t>
+      </w:r>
+      <w:r>
+        <w:rPr>
+          <w:b/>
+          <w:bCs/>
+          <w:i/>
+          <w:iCs/>
+        </w:rPr>
+        <w:t>.</w:t>
+      </w:r>
+    </w:p>
+    <w:p>
+      <w:r>
+        <w:t xml:space="preserve">Filtering </w:t>
+      </w:r>
+      <w:r>
+        <w:t xml:space="preserve">potential contaminant </w:t>
+      </w:r>
+      <w:proofErr w:type="spellStart"/>
+      <w:r>
+        <w:t>Blattabacterium</w:t>
+      </w:r>
+      <w:proofErr w:type="spellEnd"/>
+      <w:r>
+        <w:t xml:space="preserve"> contigs that appear as inserts. This is done by comparing the length of the HGT insert and the contig which it sits on. We can remove the insert (and contig) if the insert covers a large proportion (e.g. &gt;40%) of the contig. </w:t>
+      </w:r>
+    </w:p>
+    <w:p/>
+    <w:p/>
+    <w:p>
+      <w:pPr>
+        <w:rPr>
+          <w:b/>
+          <w:i/>
+        </w:rPr>
+      </w:pPr>
+      <w:r>
+        <w:rPr>
+          <w:b/>
+          <w:i/>
+        </w:rPr>
+        <w:t>Step 2.</w:t>
+      </w:r>
+      <w:r>
+        <w:rPr>
+          <w:b/>
+          <w:i/>
+        </w:rPr>
+        <w:t>3</w:t>
+      </w:r>
+      <w:r>
+        <w:rPr>
+          <w:b/>
+          <w:i/>
+        </w:rPr>
+        <w:t>.</w:t>
+      </w:r>
+    </w:p>
+    <w:p>
+      <w:r>
+        <w:t>Some HGT inserts might be the result of a real duplication event, and some might have ‘jumped’ around the genome with a transposon. Further, given that the most common assembly error is false duplication, some duplicate inserts may be artefacts.</w:t>
+      </w:r>
+    </w:p>
+    <w:p/>
+    <w:p>
+      <w:r>
+        <w:t>We need to identify and filter duplicated HGT inserts to correctly count inserts per genome and to characterise their age etc.</w:t>
+      </w:r>
+      <w:r>
+        <w:t xml:space="preserve"> To do this, for each genome, I first extract each insert plus a 300 bp flanking region on either side. I then BLAST each insert (plus flanking region) against all other inserts (plus flanking regions) in the genome. I ignore the top hit, as this will be the insert that I am </w:t>
+      </w:r>
+      <w:proofErr w:type="spellStart"/>
+      <w:r>
+        <w:t>BLASTing</w:t>
+      </w:r>
+      <w:proofErr w:type="spellEnd"/>
+      <w:r>
+        <w:t xml:space="preserve">, and extract the second hit (if there is one). </w:t>
+      </w:r>
+    </w:p>
+    <w:p/>
+    <w:p>
+      <w:r>
+        <w:t>Interpretation:</w:t>
       </w:r>
     </w:p>
     <w:p>
@@ -2153,18 +2233,8 @@
         </w:numPr>
       </w:pPr>
       <w:r>
-        <w:t>Relatively high hits = real duplication</w:t>
-      </w:r>
-      <w:r>
-        <w:t xml:space="preserve">, or independent inserts of the same </w:t>
-      </w:r>
-      <w:proofErr w:type="spellStart"/>
-      <w:r>
-        <w:t>Blattabacterium</w:t>
-      </w:r>
-      <w:proofErr w:type="spellEnd"/>
-      <w:r>
-        <w:t xml:space="preserve"> region.</w:t>
+        <w:lastRenderedPageBreak/>
+        <w:t xml:space="preserve">Very high hits = possibly false duplication. Note, taking the flanking region will help to differentiate whether they are real inserts or false duplicates (if they are false duplicates, I expect the whole region to be very similar). </w:t>
       </w:r>
     </w:p>
     <w:p>
@@ -2176,6 +2246,29 @@
         </w:numPr>
       </w:pPr>
       <w:r>
+        <w:t>Relatively high hits = real duplication</w:t>
+      </w:r>
+      <w:r>
+        <w:t xml:space="preserve">, or independent inserts of the same </w:t>
+      </w:r>
+      <w:proofErr w:type="spellStart"/>
+      <w:r>
+        <w:t>Blattabacterium</w:t>
+      </w:r>
+      <w:proofErr w:type="spellEnd"/>
+      <w:r>
+        <w:t xml:space="preserve"> region.</w:t>
+      </w:r>
+    </w:p>
+    <w:p>
+      <w:pPr>
+        <w:pStyle w:val="ListParagraph"/>
+        <w:numPr>
+          <w:ilvl w:val="0"/>
+          <w:numId w:val="1"/>
+        </w:numPr>
+      </w:pPr>
+      <w:r>
         <w:t>No hits = no duplication</w:t>
       </w:r>
     </w:p>
@@ -2427,25 +2520,7 @@
         <w:t>e following</w:t>
       </w:r>
       <w:r>
-        <w:t xml:space="preserve"> command to count how many of the remaining hits are above </w:t>
-      </w:r>
-      <w:r>
-        <w:t>&gt;</w:t>
-      </w:r>
-      <w:r>
-        <w:t>7</w:t>
-      </w:r>
-      <w:r>
-        <w:t xml:space="preserve">0% identity and </w:t>
-      </w:r>
-      <w:r>
-        <w:t>7</w:t>
-      </w:r>
-      <w:r>
-        <w:t>0% query coverage</w:t>
-      </w:r>
-      <w:r>
-        <w:t xml:space="preserve">. </w:t>
+        <w:t xml:space="preserve"> command to count how many of the remaining hits are above &gt;70% identity and 70% query coverage. </w:t>
       </w:r>
       <w:r>
         <w:t xml:space="preserve">These may either real duplication events, or independent inserts of the same </w:t>

--- a/HGT_pipeline.docx
+++ b/HGT_pipeline.docx
@@ -1,6 +1,6 @@
 
 <file path=word/document.xml><?xml version="1.0" encoding="utf-8"?>
-<w:document xmlns:wpc="http://schemas.microsoft.com/office/word/2010/wordprocessingCanvas" xmlns:cx="http://schemas.microsoft.com/office/drawing/2014/chartex" xmlns:cx1="http://schemas.microsoft.com/office/drawing/2015/9/8/chartex" xmlns:cx2="http://schemas.microsoft.com/office/drawing/2015/10/21/chartex" xmlns:cx3="http://schemas.microsoft.com/office/drawing/2016/5/9/chartex" xmlns:cx4="http://schemas.microsoft.com/office/drawing/2016/5/10/chartex" xmlns:cx5="http://schemas.microsoft.com/office/drawing/2016/5/11/chartex" xmlns:cx6="http://schemas.microsoft.com/office/drawing/2016/5/12/chartex" xmlns:cx7="http://schemas.microsoft.com/office/drawing/2016/5/13/chartex" xmlns:cx8="http://schemas.microsoft.com/office/drawing/2016/5/14/chartex" xmlns:mc="http://schemas.openxmlformats.org/markup-compatibility/2006" xmlns:aink="http://schemas.microsoft.com/office/drawing/2016/ink" xmlns:am3d="http://schemas.microsoft.com/office/drawing/2017/model3d" xmlns:o="urn:schemas-microsoft-com:office:office" xmlns:oel="http://schemas.microsoft.com/office/2019/extlst" xmlns:r="http://schemas.openxmlformats.org/officeDocument/2006/relationships" xmlns:m="http://schemas.openxmlformats.org/officeDocument/2006/math" xmlns:v="urn:schemas-microsoft-com:vml" xmlns:wp14="http://schemas.microsoft.com/office/word/2010/wordprocessingDrawing" xmlns:wp="http://schemas.openxmlformats.org/drawingml/2006/wordprocessingDrawing" xmlns:w10="urn:schemas-microsoft-com:office:word" xmlns:w="http://schemas.openxmlformats.org/wordprocessingml/2006/main" xmlns:w14="http://schemas.microsoft.com/office/word/2010/wordml" xmlns:w15="http://schemas.microsoft.com/office/word/2012/wordml" xmlns:w16cex="http://schemas.microsoft.com/office/word/2018/wordml/cex" xmlns:w16cid="http://schemas.microsoft.com/office/word/2016/wordml/cid" xmlns:w16="http://schemas.microsoft.com/office/word/2018/wordml" xmlns:w16sdtdh="http://schemas.microsoft.com/office/word/2020/wordml/sdtdatahash" xmlns:w16se="http://schemas.microsoft.com/office/word/2015/wordml/symex" xmlns:wpg="http://schemas.microsoft.com/office/word/2010/wordprocessingGroup" xmlns:wpi="http://schemas.microsoft.com/office/word/2010/wordprocessingInk" xmlns:wne="http://schemas.microsoft.com/office/word/2006/wordml" xmlns:wps="http://schemas.microsoft.com/office/word/2010/wordprocessingShape" mc:Ignorable="w14 w15 w16se w16cid w16 w16cex w16sdtdh wp14">
+<w:document xmlns:wpc="http://schemas.microsoft.com/office/word/2010/wordprocessingCanvas" xmlns:cx="http://schemas.microsoft.com/office/drawing/2014/chartex" xmlns:cx1="http://schemas.microsoft.com/office/drawing/2015/9/8/chartex" xmlns:cx2="http://schemas.microsoft.com/office/drawing/2015/10/21/chartex" xmlns:cx3="http://schemas.microsoft.com/office/drawing/2016/5/9/chartex" xmlns:cx4="http://schemas.microsoft.com/office/drawing/2016/5/10/chartex" xmlns:cx5="http://schemas.microsoft.com/office/drawing/2016/5/11/chartex" xmlns:cx6="http://schemas.microsoft.com/office/drawing/2016/5/12/chartex" xmlns:cx7="http://schemas.microsoft.com/office/drawing/2016/5/13/chartex" xmlns:cx8="http://schemas.microsoft.com/office/drawing/2016/5/14/chartex" xmlns:mc="http://schemas.openxmlformats.org/markup-compatibility/2006" xmlns:aink="http://schemas.microsoft.com/office/drawing/2016/ink" xmlns:am3d="http://schemas.microsoft.com/office/drawing/2017/model3d" xmlns:o="urn:schemas-microsoft-com:office:office" xmlns:r="http://schemas.openxmlformats.org/officeDocument/2006/relationships" xmlns:m="http://schemas.openxmlformats.org/officeDocument/2006/math" xmlns:v="urn:schemas-microsoft-com:vml" xmlns:wp14="http://schemas.microsoft.com/office/word/2010/wordprocessingDrawing" xmlns:wp="http://schemas.openxmlformats.org/drawingml/2006/wordprocessingDrawing" xmlns:w10="urn:schemas-microsoft-com:office:word" xmlns:w="http://schemas.openxmlformats.org/wordprocessingml/2006/main" xmlns:w14="http://schemas.microsoft.com/office/word/2010/wordml" xmlns:w15="http://schemas.microsoft.com/office/word/2012/wordml" xmlns:w16cid="http://schemas.microsoft.com/office/word/2016/wordml/cid" xmlns:w16se="http://schemas.microsoft.com/office/word/2015/wordml/symex" xmlns:wpg="http://schemas.microsoft.com/office/word/2010/wordprocessingGroup" xmlns:wpi="http://schemas.microsoft.com/office/word/2010/wordprocessingInk" xmlns:wne="http://schemas.microsoft.com/office/word/2006/wordml" xmlns:wps="http://schemas.microsoft.com/office/word/2010/wordprocessingShape" mc:Ignorable="w14 w15 w16se w16cid wp14">
   <w:body>
     <w:p>
       <w:pPr>
@@ -727,7 +727,23 @@
           <w:i/>
           <w:iCs/>
         </w:rPr>
-        <w:t xml:space="preserve"> gigantea </w:t>
+        <w:t xml:space="preserve"> </w:t>
+      </w:r>
+      <w:proofErr w:type="spellStart"/>
+      <w:r>
+        <w:rPr>
+          <w:i/>
+          <w:iCs/>
+        </w:rPr>
+        <w:t>gigantea</w:t>
+      </w:r>
+      <w:proofErr w:type="spellEnd"/>
+      <w:r>
+        <w:rPr>
+          <w:i/>
+          <w:iCs/>
+        </w:rPr>
+        <w:t xml:space="preserve"> </w:t>
       </w:r>
       <w:r>
         <w:sym w:font="Wingdings" w:char="F0E0"/>
@@ -1090,7 +1106,23 @@
           <w:i/>
           <w:iCs/>
         </w:rPr>
-        <w:t xml:space="preserve"> americana </w:t>
+        <w:t xml:space="preserve"> </w:t>
+      </w:r>
+      <w:proofErr w:type="spellStart"/>
+      <w:r>
+        <w:rPr>
+          <w:i/>
+          <w:iCs/>
+        </w:rPr>
+        <w:t>americana</w:t>
+      </w:r>
+      <w:proofErr w:type="spellEnd"/>
+      <w:r>
+        <w:rPr>
+          <w:i/>
+          <w:iCs/>
+        </w:rPr>
+        <w:t xml:space="preserve"> </w:t>
       </w:r>
       <w:r>
         <w:t>v1</w:t>
@@ -1118,10 +1150,7 @@
         </w:numPr>
       </w:pPr>
       <w:r>
-        <w:t>f</w:t>
-      </w:r>
-      <w:r>
-        <w:t xml:space="preserve">rom </w:t>
+        <w:t xml:space="preserve">from </w:t>
       </w:r>
       <w:proofErr w:type="spellStart"/>
       <w:r>
@@ -1151,8 +1180,17 @@
           <w:i/>
           <w:iCs/>
         </w:rPr>
-        <w:t xml:space="preserve"> americana</w:t>
-      </w:r>
+        <w:t xml:space="preserve"> </w:t>
+      </w:r>
+      <w:proofErr w:type="spellStart"/>
+      <w:r>
+        <w:rPr>
+          <w:i/>
+          <w:iCs/>
+        </w:rPr>
+        <w:t>americana</w:t>
+      </w:r>
+      <w:proofErr w:type="spellEnd"/>
       <w:r>
         <w:t xml:space="preserve"> v2</w:t>
       </w:r>
@@ -1241,8 +1279,17 @@
           <w:i/>
           <w:iCs/>
         </w:rPr>
-        <w:t xml:space="preserve"> americana</w:t>
-      </w:r>
+        <w:t xml:space="preserve"> </w:t>
+      </w:r>
+      <w:proofErr w:type="spellStart"/>
+      <w:r>
+        <w:rPr>
+          <w:i/>
+          <w:iCs/>
+        </w:rPr>
+        <w:t>americana</w:t>
+      </w:r>
+      <w:proofErr w:type="spellEnd"/>
       <w:r>
         <w:t xml:space="preserve"> v3 </w:t>
       </w:r>
@@ -1287,8 +1334,17 @@
           <w:i/>
           <w:iCs/>
         </w:rPr>
-        <w:t xml:space="preserve"> americana</w:t>
-      </w:r>
+        <w:t xml:space="preserve"> </w:t>
+      </w:r>
+      <w:proofErr w:type="spellStart"/>
+      <w:r>
+        <w:rPr>
+          <w:i/>
+          <w:iCs/>
+        </w:rPr>
+        <w:t>americana</w:t>
+      </w:r>
+      <w:proofErr w:type="spellEnd"/>
       <w:r>
         <w:t xml:space="preserve"> v</w:t>
       </w:r>
@@ -1307,6 +1363,8 @@
       <w:r>
         <w:t>PRJNA1098420</w:t>
       </w:r>
+      <w:bookmarkStart w:id="0" w:name="_GoBack"/>
+      <w:bookmarkEnd w:id="0"/>
     </w:p>
     <w:p>
       <w:pPr>
@@ -1345,12 +1403,43 @@
           <w:numId w:val="1"/>
         </w:numPr>
       </w:pPr>
-      <w:r>
-        <w:rPr>
-          <w:i/>
-          <w:iCs/>
-        </w:rPr>
-        <w:t>Blattella germanica</w:t>
+      <w:proofErr w:type="spellStart"/>
+      <w:r>
+        <w:rPr>
+          <w:i/>
+          <w:iCs/>
+        </w:rPr>
+        <w:t>Blattella</w:t>
+      </w:r>
+      <w:proofErr w:type="spellEnd"/>
+      <w:r>
+        <w:rPr>
+          <w:i/>
+          <w:iCs/>
+        </w:rPr>
+        <w:t xml:space="preserve"> </w:t>
+      </w:r>
+      <w:proofErr w:type="spellStart"/>
+      <w:r>
+        <w:rPr>
+          <w:i/>
+          <w:iCs/>
+        </w:rPr>
+        <w:t>germanica</w:t>
+      </w:r>
+      <w:proofErr w:type="spellEnd"/>
+      <w:r>
+        <w:rPr>
+          <w:i/>
+          <w:iCs/>
+        </w:rPr>
+        <w:t xml:space="preserve"> </w:t>
+      </w:r>
+      <w:r>
+        <w:rPr>
+          <w:iCs/>
+        </w:rPr>
+        <w:t>v1</w:t>
       </w:r>
       <w:r>
         <w:rPr>
@@ -1733,9 +1822,11 @@
           <w:numId w:val="1"/>
         </w:numPr>
       </w:pPr>
+      <w:proofErr w:type="spellStart"/>
       <w:r>
         <w:t>Reticulitermes</w:t>
       </w:r>
+      <w:proofErr w:type="spellEnd"/>
       <w:r>
         <w:t xml:space="preserve"> </w:t>
       </w:r>
@@ -1825,6 +1916,7 @@
         </w:rPr>
         <w:t xml:space="preserve"> </w:t>
       </w:r>
+      <w:proofErr w:type="spellStart"/>
       <w:r>
         <w:rPr>
           <w:i/>
@@ -1832,6 +1924,7 @@
         </w:rPr>
         <w:t>sinensis</w:t>
       </w:r>
+      <w:proofErr w:type="spellEnd"/>
       <w:r>
         <w:rPr>
           <w:i/>
@@ -1873,16 +1966,8 @@
         <w:rPr>
           <w:highlight w:val="yellow"/>
         </w:rPr>
-        <w:t xml:space="preserve">Not used; but could </w:t>
-      </w:r>
-      <w:proofErr w:type="gramStart"/>
-      <w:r>
-        <w:rPr>
-          <w:highlight w:val="yellow"/>
-        </w:rPr>
-        <w:t>use</w:t>
-      </w:r>
-      <w:proofErr w:type="gramEnd"/>
+        <w:t>Not used; but could use</w:t>
+      </w:r>
     </w:p>
     <w:p>
       <w:pPr>
@@ -2081,19 +2166,8 @@
           <w:color w:val="000000" w:themeColor="text1"/>
           <w:highlight w:val="yellow"/>
         </w:rPr>
-        <w:t xml:space="preserve">Go down to 50 </w:t>
-      </w:r>
-      <w:proofErr w:type="gramStart"/>
-      <w:r>
-        <w:rPr>
-          <w:b/>
-          <w:bCs/>
-          <w:color w:val="000000" w:themeColor="text1"/>
-          <w:highlight w:val="yellow"/>
-        </w:rPr>
-        <w:t>bp</w:t>
-      </w:r>
-      <w:proofErr w:type="gramEnd"/>
+        <w:t>Go down to 50 bp</w:t>
+      </w:r>
     </w:p>
     <w:p>
       <w:pPr>
@@ -2612,7 +2686,6 @@
     </w:p>
     <w:p>
       <w:r>
-        <w:lastRenderedPageBreak/>
         <w:t>The genome annotation (when available) was used to annotate the chunks as intergenic or within a gene (and what feature of the gene).</w:t>
       </w:r>
     </w:p>
@@ -2692,30 +2765,14 @@
           <w:b/>
           <w:color w:val="000000" w:themeColor="text1"/>
         </w:rPr>
-        <w:t xml:space="preserve">can be used to count the putative inserts per </w:t>
-      </w:r>
-      <w:proofErr w:type="gramStart"/>
+        <w:t>can be used to count the putative inserts per genome</w:t>
+      </w:r>
       <w:r>
         <w:rPr>
           <w:b/>
           <w:color w:val="000000" w:themeColor="text1"/>
         </w:rPr>
-        <w:t>genome</w:t>
-      </w:r>
-      <w:r>
-        <w:rPr>
-          <w:b/>
-          <w:color w:val="000000" w:themeColor="text1"/>
-        </w:rPr>
-        <w:t>, and</w:t>
-      </w:r>
-      <w:proofErr w:type="gramEnd"/>
-      <w:r>
-        <w:rPr>
-          <w:b/>
-          <w:color w:val="000000" w:themeColor="text1"/>
-        </w:rPr>
-        <w:t xml:space="preserve"> identify where in the genome they occur (e.g. intergenic, exon etc.).</w:t>
+        <w:t>, and identify where in the genome they occur (e.g. intergenic, exon etc.).</w:t>
       </w:r>
     </w:p>
     <w:p>
@@ -3361,95 +3418,95 @@
         <w:rPr>
           <w:iCs/>
         </w:rPr>
+        <w:t xml:space="preserve">A negative value (i.e. low </w:t>
+      </w:r>
+      <w:proofErr w:type="spellStart"/>
+      <w:r>
+        <w:rPr>
+          <w:iCs/>
+        </w:rPr>
+        <w:t>Blatta</w:t>
+      </w:r>
+      <w:r>
+        <w:rPr>
+          <w:iCs/>
+        </w:rPr>
+        <w:t>bacterium</w:t>
+      </w:r>
+      <w:proofErr w:type="spellEnd"/>
+      <w:r>
+        <w:rPr>
+          <w:iCs/>
+        </w:rPr>
+        <w:t xml:space="preserve"> </w:t>
+      </w:r>
+      <w:r>
+        <w:rPr>
+          <w:iCs/>
+        </w:rPr>
+        <w:t>BLAST</w:t>
+      </w:r>
+      <w:r>
+        <w:rPr>
+          <w:iCs/>
+        </w:rPr>
+        <w:t xml:space="preserve"> hit and a high </w:t>
+      </w:r>
+      <w:r>
+        <w:rPr>
+          <w:iCs/>
+        </w:rPr>
+        <w:t>insert</w:t>
+      </w:r>
+      <w:r>
+        <w:rPr>
+          <w:iCs/>
+        </w:rPr>
+        <w:t xml:space="preserve"> </w:t>
+      </w:r>
+      <w:r>
+        <w:rPr>
+          <w:iCs/>
+        </w:rPr>
+        <w:t>d</w:t>
+      </w:r>
+      <w:r>
+        <w:rPr>
+          <w:iCs/>
+        </w:rPr>
+        <w:t xml:space="preserve">atabase </w:t>
+      </w:r>
+      <w:r>
+        <w:rPr>
+          <w:iCs/>
+        </w:rPr>
+        <w:t>BLAST</w:t>
+      </w:r>
+      <w:r>
+        <w:rPr>
+          <w:iCs/>
+        </w:rPr>
+        <w:t xml:space="preserve"> hit) indicates an ancestral HGT insert, and a positive value indicates a recent HGT insert. Where BLAST hits are similar we can’t infer the age of the insert.</w:t>
+      </w:r>
+    </w:p>
+    <w:p>
+      <w:pPr>
+        <w:rPr>
+          <w:iCs/>
+        </w:rPr>
+      </w:pPr>
+    </w:p>
+    <w:p>
+      <w:pPr>
+        <w:rPr>
+          <w:iCs/>
+        </w:rPr>
+      </w:pPr>
+      <w:r>
+        <w:rPr>
+          <w:iCs/>
+        </w:rPr>
         <w:lastRenderedPageBreak/>
-        <w:t xml:space="preserve">A negative value (i.e. low </w:t>
-      </w:r>
-      <w:proofErr w:type="spellStart"/>
-      <w:r>
-        <w:rPr>
-          <w:iCs/>
-        </w:rPr>
-        <w:t>Blatta</w:t>
-      </w:r>
-      <w:r>
-        <w:rPr>
-          <w:iCs/>
-        </w:rPr>
-        <w:t>bacterium</w:t>
-      </w:r>
-      <w:proofErr w:type="spellEnd"/>
-      <w:r>
-        <w:rPr>
-          <w:iCs/>
-        </w:rPr>
-        <w:t xml:space="preserve"> </w:t>
-      </w:r>
-      <w:r>
-        <w:rPr>
-          <w:iCs/>
-        </w:rPr>
-        <w:t>BLAST</w:t>
-      </w:r>
-      <w:r>
-        <w:rPr>
-          <w:iCs/>
-        </w:rPr>
-        <w:t xml:space="preserve"> hit and a high </w:t>
-      </w:r>
-      <w:r>
-        <w:rPr>
-          <w:iCs/>
-        </w:rPr>
-        <w:t>insert</w:t>
-      </w:r>
-      <w:r>
-        <w:rPr>
-          <w:iCs/>
-        </w:rPr>
-        <w:t xml:space="preserve"> </w:t>
-      </w:r>
-      <w:r>
-        <w:rPr>
-          <w:iCs/>
-        </w:rPr>
-        <w:t>d</w:t>
-      </w:r>
-      <w:r>
-        <w:rPr>
-          <w:iCs/>
-        </w:rPr>
-        <w:t xml:space="preserve">atabase </w:t>
-      </w:r>
-      <w:r>
-        <w:rPr>
-          <w:iCs/>
-        </w:rPr>
-        <w:t>BLAST</w:t>
-      </w:r>
-      <w:r>
-        <w:rPr>
-          <w:iCs/>
-        </w:rPr>
-        <w:t xml:space="preserve"> hit) indicates an ancestral HGT insert, and a positive value indicates a recent HGT insert. Where BLAST hits are similar we can’t infer the age of the insert.</w:t>
-      </w:r>
-    </w:p>
-    <w:p>
-      <w:pPr>
-        <w:rPr>
-          <w:iCs/>
-        </w:rPr>
-      </w:pPr>
-    </w:p>
-    <w:p>
-      <w:pPr>
-        <w:rPr>
-          <w:iCs/>
-        </w:rPr>
-      </w:pPr>
-      <w:r>
-        <w:rPr>
-          <w:iCs/>
-        </w:rPr>
         <w:t xml:space="preserve">I tried this pipeline with some example sequences. I was analysing P. </w:t>
       </w:r>
       <w:proofErr w:type="spellStart"/>
@@ -3738,21 +3795,7 @@
         <w:rPr>
           <w:highlight w:val="yellow"/>
         </w:rPr>
-        <w:t xml:space="preserve">Taking the ancestral hits identified in step 3.3, we can BLAST them again to the insert database (excluding its own genome), extract all hits above 70% identity and 70% query coverage for each insert, then extract the unique prefixes (i.e. the species name before the first ‘_’) for each insert. These species names can be added as an additional column. This indicates </w:t>
-      </w:r>
-      <w:proofErr w:type="gramStart"/>
-      <w:r>
-        <w:rPr>
-          <w:highlight w:val="yellow"/>
-        </w:rPr>
-        <w:t>all of</w:t>
-      </w:r>
-      <w:proofErr w:type="gramEnd"/>
-      <w:r>
-        <w:rPr>
-          <w:highlight w:val="yellow"/>
-        </w:rPr>
-        <w:t xml:space="preserve"> the species this insert is found in, and therefore infers the age of the insert.</w:t>
+        <w:t>Taking the ancestral hits identified in step 3.3, we can BLAST them again to the insert database (excluding its own genome), extract all hits above 70% identity and 70% query coverage for each insert, then extract the unique prefixes (i.e. the species name before the first ‘_’) for each insert. These species names can be added as an additional column. This indicates all of the species this insert is found in, and therefore infers the age of the insert.</w:t>
       </w:r>
     </w:p>
     <w:p>
@@ -3845,7 +3888,6 @@
           <w:bCs/>
           <w:iCs/>
         </w:rPr>
-        <w:lastRenderedPageBreak/>
         <w:t>Other key things that need to be done:</w:t>
       </w:r>
     </w:p>
@@ -3902,7 +3944,15 @@
           <w:bCs/>
           <w:iCs/>
         </w:rPr>
-        <w:t xml:space="preserve"> origin, while others span the insert and beyond into the cockroach contig (with a different haplotype). However, we need some way of automating this instead of visually checking all of the insert alignments.</w:t>
+        <w:t xml:space="preserve"> origin, while others span the insert and beyond into the cockroach </w:t>
+      </w:r>
+      <w:r>
+        <w:rPr>
+          <w:bCs/>
+          <w:iCs/>
+        </w:rPr>
+        <w:lastRenderedPageBreak/>
+        <w:t>contig (with a different haplotype). However, we need some way of automating this instead of visually checking all of the insert alignments.</w:t>
       </w:r>
     </w:p>
     <w:p>
@@ -3925,7 +3975,7 @@
 </file>
 
 <file path=word/numbering.xml><?xml version="1.0" encoding="utf-8"?>
-<w:numbering xmlns:wpc="http://schemas.microsoft.com/office/word/2010/wordprocessingCanvas" xmlns:cx="http://schemas.microsoft.com/office/drawing/2014/chartex" xmlns:cx1="http://schemas.microsoft.com/office/drawing/2015/9/8/chartex" xmlns:cx2="http://schemas.microsoft.com/office/drawing/2015/10/21/chartex" xmlns:cx3="http://schemas.microsoft.com/office/drawing/2016/5/9/chartex" xmlns:cx4="http://schemas.microsoft.com/office/drawing/2016/5/10/chartex" xmlns:cx5="http://schemas.microsoft.com/office/drawing/2016/5/11/chartex" xmlns:cx6="http://schemas.microsoft.com/office/drawing/2016/5/12/chartex" xmlns:cx7="http://schemas.microsoft.com/office/drawing/2016/5/13/chartex" xmlns:cx8="http://schemas.microsoft.com/office/drawing/2016/5/14/chartex" xmlns:mc="http://schemas.openxmlformats.org/markup-compatibility/2006" xmlns:aink="http://schemas.microsoft.com/office/drawing/2016/ink" xmlns:am3d="http://schemas.microsoft.com/office/drawing/2017/model3d" xmlns:o="urn:schemas-microsoft-com:office:office" xmlns:oel="http://schemas.microsoft.com/office/2019/extlst" xmlns:r="http://schemas.openxmlformats.org/officeDocument/2006/relationships" xmlns:m="http://schemas.openxmlformats.org/officeDocument/2006/math" xmlns:v="urn:schemas-microsoft-com:vml" xmlns:wp14="http://schemas.microsoft.com/office/word/2010/wordprocessingDrawing" xmlns:wp="http://schemas.openxmlformats.org/drawingml/2006/wordprocessingDrawing" xmlns:w10="urn:schemas-microsoft-com:office:word" xmlns:w="http://schemas.openxmlformats.org/wordprocessingml/2006/main" xmlns:w14="http://schemas.microsoft.com/office/word/2010/wordml" xmlns:w15="http://schemas.microsoft.com/office/word/2012/wordml" xmlns:w16cex="http://schemas.microsoft.com/office/word/2018/wordml/cex" xmlns:w16cid="http://schemas.microsoft.com/office/word/2016/wordml/cid" xmlns:w16="http://schemas.microsoft.com/office/word/2018/wordml" xmlns:w16sdtdh="http://schemas.microsoft.com/office/word/2020/wordml/sdtdatahash" xmlns:w16se="http://schemas.microsoft.com/office/word/2015/wordml/symex" xmlns:wpg="http://schemas.microsoft.com/office/word/2010/wordprocessingGroup" xmlns:wpi="http://schemas.microsoft.com/office/word/2010/wordprocessingInk" xmlns:wne="http://schemas.microsoft.com/office/word/2006/wordml" xmlns:wps="http://schemas.microsoft.com/office/word/2010/wordprocessingShape" mc:Ignorable="w14 w15 w16se w16cid w16 w16cex w16sdtdh wp14">
+<w:numbering xmlns:wpc="http://schemas.microsoft.com/office/word/2010/wordprocessingCanvas" xmlns:cx="http://schemas.microsoft.com/office/drawing/2014/chartex" xmlns:cx1="http://schemas.microsoft.com/office/drawing/2015/9/8/chartex" xmlns:cx2="http://schemas.microsoft.com/office/drawing/2015/10/21/chartex" xmlns:cx3="http://schemas.microsoft.com/office/drawing/2016/5/9/chartex" xmlns:cx4="http://schemas.microsoft.com/office/drawing/2016/5/10/chartex" xmlns:cx5="http://schemas.microsoft.com/office/drawing/2016/5/11/chartex" xmlns:cx6="http://schemas.microsoft.com/office/drawing/2016/5/12/chartex" xmlns:cx7="http://schemas.microsoft.com/office/drawing/2016/5/13/chartex" xmlns:cx8="http://schemas.microsoft.com/office/drawing/2016/5/14/chartex" xmlns:mc="http://schemas.openxmlformats.org/markup-compatibility/2006" xmlns:aink="http://schemas.microsoft.com/office/drawing/2016/ink" xmlns:am3d="http://schemas.microsoft.com/office/drawing/2017/model3d" xmlns:o="urn:schemas-microsoft-com:office:office" xmlns:r="http://schemas.openxmlformats.org/officeDocument/2006/relationships" xmlns:m="http://schemas.openxmlformats.org/officeDocument/2006/math" xmlns:v="urn:schemas-microsoft-com:vml" xmlns:wp14="http://schemas.microsoft.com/office/word/2010/wordprocessingDrawing" xmlns:wp="http://schemas.openxmlformats.org/drawingml/2006/wordprocessingDrawing" xmlns:w10="urn:schemas-microsoft-com:office:word" xmlns:w="http://schemas.openxmlformats.org/wordprocessingml/2006/main" xmlns:w14="http://schemas.microsoft.com/office/word/2010/wordml" xmlns:w15="http://schemas.microsoft.com/office/word/2012/wordml" xmlns:w16cid="http://schemas.microsoft.com/office/word/2016/wordml/cid" xmlns:w16se="http://schemas.microsoft.com/office/word/2015/wordml/symex" xmlns:wpg="http://schemas.microsoft.com/office/word/2010/wordprocessingGroup" xmlns:wpi="http://schemas.microsoft.com/office/word/2010/wordprocessingInk" xmlns:wne="http://schemas.microsoft.com/office/word/2006/wordml" xmlns:wps="http://schemas.microsoft.com/office/word/2010/wordprocessingShape" mc:Ignorable="w14 w15 w16se w16cid wp14">
   <w:abstractNum w:abstractNumId="0" w15:restartNumberingAfterBreak="0">
     <w:nsid w:val="7B891B41"/>
     <w:multiLevelType w:val="hybridMultilevel"/>
@@ -4039,14 +4089,14 @@
       </w:rPr>
     </w:lvl>
   </w:abstractNum>
-  <w:num w:numId="1" w16cid:durableId="278298338">
+  <w:num w:numId="1">
     <w:abstractNumId w:val="0"/>
   </w:num>
 </w:numbering>
 </file>
 
 <file path=word/styles.xml><?xml version="1.0" encoding="utf-8"?>
-<w:styles xmlns:mc="http://schemas.openxmlformats.org/markup-compatibility/2006" xmlns:r="http://schemas.openxmlformats.org/officeDocument/2006/relationships" xmlns:w="http://schemas.openxmlformats.org/wordprocessingml/2006/main" xmlns:w14="http://schemas.microsoft.com/office/word/2010/wordml" xmlns:w15="http://schemas.microsoft.com/office/word/2012/wordml" xmlns:w16cex="http://schemas.microsoft.com/office/word/2018/wordml/cex" xmlns:w16cid="http://schemas.microsoft.com/office/word/2016/wordml/cid" xmlns:w16="http://schemas.microsoft.com/office/word/2018/wordml" xmlns:w16sdtdh="http://schemas.microsoft.com/office/word/2020/wordml/sdtdatahash" xmlns:w16se="http://schemas.microsoft.com/office/word/2015/wordml/symex" mc:Ignorable="w14 w15 w16se w16cid w16 w16cex w16sdtdh">
+<w:styles xmlns:mc="http://schemas.openxmlformats.org/markup-compatibility/2006" xmlns:r="http://schemas.openxmlformats.org/officeDocument/2006/relationships" xmlns:w="http://schemas.openxmlformats.org/wordprocessingml/2006/main" xmlns:w14="http://schemas.microsoft.com/office/word/2010/wordml" xmlns:w15="http://schemas.microsoft.com/office/word/2012/wordml" xmlns:w16cid="http://schemas.microsoft.com/office/word/2016/wordml/cid" xmlns:w16se="http://schemas.microsoft.com/office/word/2015/wordml/symex" mc:Ignorable="w14 w15 w16se w16cid">
   <w:docDefaults>
     <w:rPrDefault>
       <w:rPr>
@@ -4060,7 +4110,7 @@
     </w:rPrDefault>
     <w:pPrDefault/>
   </w:docDefaults>
-  <w:latentStyles w:defLockedState="0" w:defUIPriority="99" w:defSemiHidden="0" w:defUnhideWhenUsed="0" w:defQFormat="0" w:count="376">
+  <w:latentStyles w:defLockedState="0" w:defUIPriority="99" w:defSemiHidden="0" w:defUnhideWhenUsed="0" w:defQFormat="0" w:count="375">
     <w:lsdException w:name="Normal" w:uiPriority="0" w:qFormat="1"/>
     <w:lsdException w:name="heading 1" w:uiPriority="9" w:qFormat="1"/>
     <w:lsdException w:name="heading 2" w:semiHidden="1" w:uiPriority="9" w:unhideWhenUsed="1" w:qFormat="1"/>
@@ -4436,7 +4486,6 @@
     <w:lsdException w:name="Smart Hyperlink" w:semiHidden="1" w:unhideWhenUsed="1"/>
     <w:lsdException w:name="Hashtag" w:semiHidden="1" w:unhideWhenUsed="1"/>
     <w:lsdException w:name="Unresolved Mention" w:semiHidden="1" w:unhideWhenUsed="1"/>
-    <w:lsdException w:name="Smart Link" w:semiHidden="1" w:unhideWhenUsed="1"/>
   </w:latentStyles>
   <w:style w:type="paragraph" w:default="1" w:styleId="Normal">
     <w:name w:val="Normal"/>

--- a/HGT_pipeline.docx
+++ b/HGT_pipeline.docx
@@ -1363,8 +1363,6 @@
       <w:r>
         <w:t>PRJNA1098420</w:t>
       </w:r>
-      <w:bookmarkStart w:id="0" w:name="_GoBack"/>
-      <w:bookmarkEnd w:id="0"/>
     </w:p>
     <w:p>
       <w:pPr>
@@ -1592,6 +1590,12 @@
         <w:t xml:space="preserve"> </w:t>
       </w:r>
       <w:r>
+        <w:rPr>
+          <w:iCs/>
+        </w:rPr>
+        <w:t xml:space="preserve">v1 </w:t>
+      </w:r>
+      <w:r>
         <w:sym w:font="Wingdings" w:char="F0E0"/>
       </w:r>
       <w:r>
@@ -1639,6 +1643,104 @@
         <w:t>InsectBase</w:t>
       </w:r>
       <w:proofErr w:type="spellEnd"/>
+    </w:p>
+    <w:p>
+      <w:pPr>
+        <w:pStyle w:val="ListParagraph"/>
+        <w:numPr>
+          <w:ilvl w:val="0"/>
+          <w:numId w:val="1"/>
+        </w:numPr>
+      </w:pPr>
+      <w:proofErr w:type="spellStart"/>
+      <w:r>
+        <w:rPr>
+          <w:i/>
+          <w:iCs/>
+        </w:rPr>
+        <w:t>Zootermopsis</w:t>
+      </w:r>
+      <w:proofErr w:type="spellEnd"/>
+      <w:r>
+        <w:rPr>
+          <w:i/>
+          <w:iCs/>
+        </w:rPr>
+        <w:t xml:space="preserve"> </w:t>
+      </w:r>
+      <w:proofErr w:type="spellStart"/>
+      <w:r>
+        <w:rPr>
+          <w:i/>
+          <w:iCs/>
+        </w:rPr>
+        <w:t>nevadensis</w:t>
+      </w:r>
+      <w:proofErr w:type="spellEnd"/>
+      <w:r>
+        <w:rPr>
+          <w:i/>
+          <w:iCs/>
+        </w:rPr>
+        <w:t xml:space="preserve"> </w:t>
+      </w:r>
+      <w:r>
+        <w:rPr>
+          <w:iCs/>
+        </w:rPr>
+        <w:t>v</w:t>
+      </w:r>
+      <w:r>
+        <w:rPr>
+          <w:iCs/>
+        </w:rPr>
+        <w:t>2</w:t>
+      </w:r>
+      <w:r>
+        <w:rPr>
+          <w:iCs/>
+        </w:rPr>
+        <w:t xml:space="preserve"> </w:t>
+      </w:r>
+      <w:r>
+        <w:sym w:font="Wingdings" w:char="F0E0"/>
+      </w:r>
+      <w:r>
+        <w:t xml:space="preserve"> </w:t>
+      </w:r>
+      <w:r>
+        <w:rPr>
+          <w:i/>
+          <w:iCs/>
+        </w:rPr>
+        <w:t>Znevadensis_</w:t>
+      </w:r>
+      <w:proofErr w:type="gramStart"/>
+      <w:r>
+        <w:rPr>
+          <w:i/>
+          <w:iCs/>
+        </w:rPr>
+        <w:t>20230531.contig.fa</w:t>
+      </w:r>
+      <w:proofErr w:type="gramEnd"/>
+    </w:p>
+    <w:p>
+      <w:pPr>
+        <w:pStyle w:val="ListParagraph"/>
+        <w:numPr>
+          <w:ilvl w:val="1"/>
+          <w:numId w:val="1"/>
+        </w:numPr>
+      </w:pPr>
+      <w:r>
+        <w:t xml:space="preserve">sent by </w:t>
+      </w:r>
+      <w:r>
+        <w:t>Kiyoto</w:t>
+      </w:r>
+      <w:bookmarkStart w:id="0" w:name="_GoBack"/>
+      <w:bookmarkEnd w:id="0"/>
     </w:p>
     <w:p>
       <w:pPr>

--- a/HGT_pipeline.docx
+++ b/HGT_pipeline.docx
@@ -1,6 +1,6 @@
 
 <file path=word/document.xml><?xml version="1.0" encoding="utf-8"?>
-<w:document xmlns:wpc="http://schemas.microsoft.com/office/word/2010/wordprocessingCanvas" xmlns:cx="http://schemas.microsoft.com/office/drawing/2014/chartex" xmlns:cx1="http://schemas.microsoft.com/office/drawing/2015/9/8/chartex" xmlns:cx2="http://schemas.microsoft.com/office/drawing/2015/10/21/chartex" xmlns:cx3="http://schemas.microsoft.com/office/drawing/2016/5/9/chartex" xmlns:cx4="http://schemas.microsoft.com/office/drawing/2016/5/10/chartex" xmlns:cx5="http://schemas.microsoft.com/office/drawing/2016/5/11/chartex" xmlns:cx6="http://schemas.microsoft.com/office/drawing/2016/5/12/chartex" xmlns:cx7="http://schemas.microsoft.com/office/drawing/2016/5/13/chartex" xmlns:cx8="http://schemas.microsoft.com/office/drawing/2016/5/14/chartex" xmlns:mc="http://schemas.openxmlformats.org/markup-compatibility/2006" xmlns:aink="http://schemas.microsoft.com/office/drawing/2016/ink" xmlns:am3d="http://schemas.microsoft.com/office/drawing/2017/model3d" xmlns:o="urn:schemas-microsoft-com:office:office" xmlns:r="http://schemas.openxmlformats.org/officeDocument/2006/relationships" xmlns:m="http://schemas.openxmlformats.org/officeDocument/2006/math" xmlns:v="urn:schemas-microsoft-com:vml" xmlns:wp14="http://schemas.microsoft.com/office/word/2010/wordprocessingDrawing" xmlns:wp="http://schemas.openxmlformats.org/drawingml/2006/wordprocessingDrawing" xmlns:w10="urn:schemas-microsoft-com:office:word" xmlns:w="http://schemas.openxmlformats.org/wordprocessingml/2006/main" xmlns:w14="http://schemas.microsoft.com/office/word/2010/wordml" xmlns:w15="http://schemas.microsoft.com/office/word/2012/wordml" xmlns:w16cid="http://schemas.microsoft.com/office/word/2016/wordml/cid" xmlns:w16se="http://schemas.microsoft.com/office/word/2015/wordml/symex" xmlns:wpg="http://schemas.microsoft.com/office/word/2010/wordprocessingGroup" xmlns:wpi="http://schemas.microsoft.com/office/word/2010/wordprocessingInk" xmlns:wne="http://schemas.microsoft.com/office/word/2006/wordml" xmlns:wps="http://schemas.microsoft.com/office/word/2010/wordprocessingShape" mc:Ignorable="w14 w15 w16se w16cid wp14">
+<w:document xmlns:wpc="http://schemas.microsoft.com/office/word/2010/wordprocessingCanvas" xmlns:cx="http://schemas.microsoft.com/office/drawing/2014/chartex" xmlns:cx1="http://schemas.microsoft.com/office/drawing/2015/9/8/chartex" xmlns:cx2="http://schemas.microsoft.com/office/drawing/2015/10/21/chartex" xmlns:cx3="http://schemas.microsoft.com/office/drawing/2016/5/9/chartex" xmlns:cx4="http://schemas.microsoft.com/office/drawing/2016/5/10/chartex" xmlns:cx5="http://schemas.microsoft.com/office/drawing/2016/5/11/chartex" xmlns:cx6="http://schemas.microsoft.com/office/drawing/2016/5/12/chartex" xmlns:cx7="http://schemas.microsoft.com/office/drawing/2016/5/13/chartex" xmlns:cx8="http://schemas.microsoft.com/office/drawing/2016/5/14/chartex" xmlns:mc="http://schemas.openxmlformats.org/markup-compatibility/2006" xmlns:aink="http://schemas.microsoft.com/office/drawing/2016/ink" xmlns:am3d="http://schemas.microsoft.com/office/drawing/2017/model3d" xmlns:o="urn:schemas-microsoft-com:office:office" xmlns:oel="http://schemas.microsoft.com/office/2019/extlst" xmlns:r="http://schemas.openxmlformats.org/officeDocument/2006/relationships" xmlns:m="http://schemas.openxmlformats.org/officeDocument/2006/math" xmlns:v="urn:schemas-microsoft-com:vml" xmlns:wp14="http://schemas.microsoft.com/office/word/2010/wordprocessingDrawing" xmlns:wp="http://schemas.openxmlformats.org/drawingml/2006/wordprocessingDrawing" xmlns:w10="urn:schemas-microsoft-com:office:word" xmlns:w="http://schemas.openxmlformats.org/wordprocessingml/2006/main" xmlns:w14="http://schemas.microsoft.com/office/word/2010/wordml" xmlns:w15="http://schemas.microsoft.com/office/word/2012/wordml" xmlns:w16cex="http://schemas.microsoft.com/office/word/2018/wordml/cex" xmlns:w16cid="http://schemas.microsoft.com/office/word/2016/wordml/cid" xmlns:w16="http://schemas.microsoft.com/office/word/2018/wordml" xmlns:w16sdtdh="http://schemas.microsoft.com/office/word/2020/wordml/sdtdatahash" xmlns:w16se="http://schemas.microsoft.com/office/word/2015/wordml/symex" xmlns:wpg="http://schemas.microsoft.com/office/word/2010/wordprocessingGroup" xmlns:wpi="http://schemas.microsoft.com/office/word/2010/wordprocessingInk" xmlns:wne="http://schemas.microsoft.com/office/word/2006/wordml" xmlns:wps="http://schemas.microsoft.com/office/word/2010/wordprocessingShape" mc:Ignorable="w14 w15 w16se w16cid w16 w16cex w16sdtdh wp14">
   <w:body>
     <w:p>
       <w:pPr>
@@ -727,23 +727,7 @@
           <w:i/>
           <w:iCs/>
         </w:rPr>
-        <w:t xml:space="preserve"> </w:t>
-      </w:r>
-      <w:proofErr w:type="spellStart"/>
-      <w:r>
-        <w:rPr>
-          <w:i/>
-          <w:iCs/>
-        </w:rPr>
-        <w:t>gigantea</w:t>
-      </w:r>
-      <w:proofErr w:type="spellEnd"/>
-      <w:r>
-        <w:rPr>
-          <w:i/>
-          <w:iCs/>
-        </w:rPr>
-        <w:t xml:space="preserve"> </w:t>
+        <w:t xml:space="preserve"> gigantea </w:t>
       </w:r>
       <w:r>
         <w:sym w:font="Wingdings" w:char="F0E0"/>
@@ -1106,23 +1090,7 @@
           <w:i/>
           <w:iCs/>
         </w:rPr>
-        <w:t xml:space="preserve"> </w:t>
-      </w:r>
-      <w:proofErr w:type="spellStart"/>
-      <w:r>
-        <w:rPr>
-          <w:i/>
-          <w:iCs/>
-        </w:rPr>
-        <w:t>americana</w:t>
-      </w:r>
-      <w:proofErr w:type="spellEnd"/>
-      <w:r>
-        <w:rPr>
-          <w:i/>
-          <w:iCs/>
-        </w:rPr>
-        <w:t xml:space="preserve"> </w:t>
+        <w:t xml:space="preserve"> americana </w:t>
       </w:r>
       <w:r>
         <w:t>v1</w:t>
@@ -1180,17 +1148,8 @@
           <w:i/>
           <w:iCs/>
         </w:rPr>
-        <w:t xml:space="preserve"> </w:t>
-      </w:r>
-      <w:proofErr w:type="spellStart"/>
-      <w:r>
-        <w:rPr>
-          <w:i/>
-          <w:iCs/>
-        </w:rPr>
-        <w:t>americana</w:t>
-      </w:r>
-      <w:proofErr w:type="spellEnd"/>
+        <w:t xml:space="preserve"> americana</w:t>
+      </w:r>
       <w:r>
         <w:t xml:space="preserve"> v2</w:t>
       </w:r>
@@ -1279,17 +1238,8 @@
           <w:i/>
           <w:iCs/>
         </w:rPr>
-        <w:t xml:space="preserve"> </w:t>
-      </w:r>
-      <w:proofErr w:type="spellStart"/>
-      <w:r>
-        <w:rPr>
-          <w:i/>
-          <w:iCs/>
-        </w:rPr>
-        <w:t>americana</w:t>
-      </w:r>
-      <w:proofErr w:type="spellEnd"/>
+        <w:t xml:space="preserve"> americana</w:t>
+      </w:r>
       <w:r>
         <w:t xml:space="preserve"> v3 </w:t>
       </w:r>
@@ -1334,17 +1284,8 @@
           <w:i/>
           <w:iCs/>
         </w:rPr>
-        <w:t xml:space="preserve"> </w:t>
-      </w:r>
-      <w:proofErr w:type="spellStart"/>
-      <w:r>
-        <w:rPr>
-          <w:i/>
-          <w:iCs/>
-        </w:rPr>
-        <w:t>americana</w:t>
-      </w:r>
-      <w:proofErr w:type="spellEnd"/>
+        <w:t xml:space="preserve"> americana</w:t>
+      </w:r>
       <w:r>
         <w:t xml:space="preserve"> v</w:t>
       </w:r>
@@ -1401,31 +1342,13 @@
           <w:numId w:val="1"/>
         </w:numPr>
       </w:pPr>
-      <w:proofErr w:type="spellStart"/>
-      <w:r>
-        <w:rPr>
-          <w:i/>
-          <w:iCs/>
-        </w:rPr>
-        <w:t>Blattella</w:t>
-      </w:r>
-      <w:proofErr w:type="spellEnd"/>
-      <w:r>
-        <w:rPr>
-          <w:i/>
-          <w:iCs/>
-        </w:rPr>
-        <w:t xml:space="preserve"> </w:t>
-      </w:r>
-      <w:proofErr w:type="spellStart"/>
-      <w:r>
-        <w:rPr>
-          <w:i/>
-          <w:iCs/>
-        </w:rPr>
-        <w:t>germanica</w:t>
-      </w:r>
-      <w:proofErr w:type="spellEnd"/>
+      <w:r>
+        <w:rPr>
+          <w:i/>
+          <w:iCs/>
+        </w:rPr>
+        <w:t>Blattella germanica</w:t>
+      </w:r>
       <w:r>
         <w:rPr>
           <w:i/>
@@ -1688,19 +1611,7 @@
         <w:rPr>
           <w:iCs/>
         </w:rPr>
-        <w:t>v</w:t>
-      </w:r>
-      <w:r>
-        <w:rPr>
-          <w:iCs/>
-        </w:rPr>
-        <w:t>2</w:t>
-      </w:r>
-      <w:r>
-        <w:rPr>
-          <w:iCs/>
-        </w:rPr>
-        <w:t xml:space="preserve"> </w:t>
+        <w:t xml:space="preserve">v2 </w:t>
       </w:r>
       <w:r>
         <w:sym w:font="Wingdings" w:char="F0E0"/>
@@ -1739,8 +1650,6 @@
       <w:r>
         <w:t>Kiyoto</w:t>
       </w:r>
-      <w:bookmarkStart w:id="0" w:name="_GoBack"/>
-      <w:bookmarkEnd w:id="0"/>
     </w:p>
     <w:p>
       <w:pPr>
@@ -1924,11 +1833,9 @@
           <w:numId w:val="1"/>
         </w:numPr>
       </w:pPr>
-      <w:proofErr w:type="spellStart"/>
       <w:r>
         <w:t>Reticulitermes</w:t>
       </w:r>
-      <w:proofErr w:type="spellEnd"/>
       <w:r>
         <w:t xml:space="preserve"> </w:t>
       </w:r>
@@ -2018,7 +1925,6 @@
         </w:rPr>
         <w:t xml:space="preserve"> </w:t>
       </w:r>
-      <w:proofErr w:type="spellStart"/>
       <w:r>
         <w:rPr>
           <w:i/>
@@ -2026,7 +1932,6 @@
         </w:rPr>
         <w:t>sinensis</w:t>
       </w:r>
-      <w:proofErr w:type="spellEnd"/>
       <w:r>
         <w:rPr>
           <w:i/>
@@ -2217,7 +2122,13 @@
         </w:numPr>
       </w:pPr>
       <w:r>
-        <w:t>Putative inserts &lt;75 bp were removed (this would happen</w:t>
+        <w:t>Putative inserts &lt;</w:t>
+      </w:r>
+      <w:r>
+        <w:t>50</w:t>
+      </w:r>
+      <w:r>
+        <w:t xml:space="preserve"> bp were removed (this would happen</w:t>
       </w:r>
       <w:r>
         <w:t xml:space="preserve"> </w:t>
@@ -2252,24 +2163,13 @@
         <w:t>2.1.extracting-bed.sh</w:t>
       </w:r>
     </w:p>
-    <w:p/>
-    <w:p>
-      <w:pPr>
-        <w:rPr>
-          <w:b/>
-          <w:bCs/>
-          <w:color w:val="000000" w:themeColor="text1"/>
-        </w:rPr>
-      </w:pPr>
-      <w:r>
-        <w:rPr>
-          <w:b/>
-          <w:bCs/>
-          <w:color w:val="000000" w:themeColor="text1"/>
-          <w:highlight w:val="yellow"/>
-        </w:rPr>
-        <w:t>Go down to 50 bp</w:t>
-      </w:r>
+    <w:p>
+      <w:pPr>
+        <w:rPr>
+          <w:i/>
+          <w:iCs/>
+        </w:rPr>
+      </w:pPr>
     </w:p>
     <w:p>
       <w:pPr>
@@ -2339,6 +2239,45 @@
       <w:proofErr w:type="spellEnd"/>
       <w:r>
         <w:t xml:space="preserve"> contigs that appear as inserts. This is done by comparing the length of the HGT insert and the contig which it sits on. We can remove the insert (and contig) if the insert covers a large proportion (e.g. &gt;40%) of the contig. </w:t>
+      </w:r>
+    </w:p>
+    <w:p>
+      <w:pPr>
+        <w:rPr>
+          <w:b/>
+          <w:bCs/>
+          <w:i/>
+          <w:iCs/>
+        </w:rPr>
+      </w:pPr>
+      <w:proofErr w:type="spellStart"/>
+      <w:r>
+        <w:rPr>
+          <w:b/>
+          <w:bCs/>
+          <w:i/>
+          <w:iCs/>
+        </w:rPr>
+        <w:t>Jil</w:t>
+      </w:r>
+      <w:proofErr w:type="spellEnd"/>
+      <w:r>
+        <w:rPr>
+          <w:b/>
+          <w:bCs/>
+          <w:i/>
+          <w:iCs/>
+        </w:rPr>
+        <w:t xml:space="preserve"> and Oscar are working on thi</w:t>
+      </w:r>
+      <w:r>
+        <w:rPr>
+          <w:b/>
+          <w:bCs/>
+          <w:i/>
+          <w:iCs/>
+        </w:rPr>
+        <w:t>s.</w:t>
       </w:r>
     </w:p>
     <w:p/>
@@ -2409,7 +2348,6 @@
         </w:numPr>
       </w:pPr>
       <w:r>
-        <w:lastRenderedPageBreak/>
         <w:t xml:space="preserve">Very high hits = possibly false duplication. Note, taking the flanking region will help to differentiate whether they are real inserts or false duplicates (if they are false duplicates, I expect the whole region to be very similar). </w:t>
       </w:r>
     </w:p>
@@ -3384,6 +3322,7 @@
         <w:rPr>
           <w:iCs/>
         </w:rPr>
+        <w:lastRenderedPageBreak/>
         <w:t>“</w:t>
       </w:r>
       <w:proofErr w:type="spellStart"/>
@@ -3608,7 +3547,6 @@
         <w:rPr>
           <w:iCs/>
         </w:rPr>
-        <w:lastRenderedPageBreak/>
         <w:t xml:space="preserve">I tried this pipeline with some example sequences. I was analysing P. </w:t>
       </w:r>
       <w:proofErr w:type="spellStart"/>
@@ -4046,15 +3984,7 @@
           <w:bCs/>
           <w:iCs/>
         </w:rPr>
-        <w:t xml:space="preserve"> origin, while others span the insert and beyond into the cockroach </w:t>
-      </w:r>
-      <w:r>
-        <w:rPr>
-          <w:bCs/>
-          <w:iCs/>
-        </w:rPr>
-        <w:lastRenderedPageBreak/>
-        <w:t>contig (with a different haplotype). However, we need some way of automating this instead of visually checking all of the insert alignments.</w:t>
+        <w:t xml:space="preserve"> origin, while others span the insert and beyond into the cockroach contig (with a different haplotype). However, we need some way of automating this instead of visually checking all of the insert alignments.</w:t>
       </w:r>
     </w:p>
     <w:p>
@@ -4077,7 +4007,7 @@
 </file>
 
 <file path=word/numbering.xml><?xml version="1.0" encoding="utf-8"?>
-<w:numbering xmlns:wpc="http://schemas.microsoft.com/office/word/2010/wordprocessingCanvas" xmlns:cx="http://schemas.microsoft.com/office/drawing/2014/chartex" xmlns:cx1="http://schemas.microsoft.com/office/drawing/2015/9/8/chartex" xmlns:cx2="http://schemas.microsoft.com/office/drawing/2015/10/21/chartex" xmlns:cx3="http://schemas.microsoft.com/office/drawing/2016/5/9/chartex" xmlns:cx4="http://schemas.microsoft.com/office/drawing/2016/5/10/chartex" xmlns:cx5="http://schemas.microsoft.com/office/drawing/2016/5/11/chartex" xmlns:cx6="http://schemas.microsoft.com/office/drawing/2016/5/12/chartex" xmlns:cx7="http://schemas.microsoft.com/office/drawing/2016/5/13/chartex" xmlns:cx8="http://schemas.microsoft.com/office/drawing/2016/5/14/chartex" xmlns:mc="http://schemas.openxmlformats.org/markup-compatibility/2006" xmlns:aink="http://schemas.microsoft.com/office/drawing/2016/ink" xmlns:am3d="http://schemas.microsoft.com/office/drawing/2017/model3d" xmlns:o="urn:schemas-microsoft-com:office:office" xmlns:r="http://schemas.openxmlformats.org/officeDocument/2006/relationships" xmlns:m="http://schemas.openxmlformats.org/officeDocument/2006/math" xmlns:v="urn:schemas-microsoft-com:vml" xmlns:wp14="http://schemas.microsoft.com/office/word/2010/wordprocessingDrawing" xmlns:wp="http://schemas.openxmlformats.org/drawingml/2006/wordprocessingDrawing" xmlns:w10="urn:schemas-microsoft-com:office:word" xmlns:w="http://schemas.openxmlformats.org/wordprocessingml/2006/main" xmlns:w14="http://schemas.microsoft.com/office/word/2010/wordml" xmlns:w15="http://schemas.microsoft.com/office/word/2012/wordml" xmlns:w16cid="http://schemas.microsoft.com/office/word/2016/wordml/cid" xmlns:w16se="http://schemas.microsoft.com/office/word/2015/wordml/symex" xmlns:wpg="http://schemas.microsoft.com/office/word/2010/wordprocessingGroup" xmlns:wpi="http://schemas.microsoft.com/office/word/2010/wordprocessingInk" xmlns:wne="http://schemas.microsoft.com/office/word/2006/wordml" xmlns:wps="http://schemas.microsoft.com/office/word/2010/wordprocessingShape" mc:Ignorable="w14 w15 w16se w16cid wp14">
+<w:numbering xmlns:wpc="http://schemas.microsoft.com/office/word/2010/wordprocessingCanvas" xmlns:cx="http://schemas.microsoft.com/office/drawing/2014/chartex" xmlns:cx1="http://schemas.microsoft.com/office/drawing/2015/9/8/chartex" xmlns:cx2="http://schemas.microsoft.com/office/drawing/2015/10/21/chartex" xmlns:cx3="http://schemas.microsoft.com/office/drawing/2016/5/9/chartex" xmlns:cx4="http://schemas.microsoft.com/office/drawing/2016/5/10/chartex" xmlns:cx5="http://schemas.microsoft.com/office/drawing/2016/5/11/chartex" xmlns:cx6="http://schemas.microsoft.com/office/drawing/2016/5/12/chartex" xmlns:cx7="http://schemas.microsoft.com/office/drawing/2016/5/13/chartex" xmlns:cx8="http://schemas.microsoft.com/office/drawing/2016/5/14/chartex" xmlns:mc="http://schemas.openxmlformats.org/markup-compatibility/2006" xmlns:aink="http://schemas.microsoft.com/office/drawing/2016/ink" xmlns:am3d="http://schemas.microsoft.com/office/drawing/2017/model3d" xmlns:o="urn:schemas-microsoft-com:office:office" xmlns:oel="http://schemas.microsoft.com/office/2019/extlst" xmlns:r="http://schemas.openxmlformats.org/officeDocument/2006/relationships" xmlns:m="http://schemas.openxmlformats.org/officeDocument/2006/math" xmlns:v="urn:schemas-microsoft-com:vml" xmlns:wp14="http://schemas.microsoft.com/office/word/2010/wordprocessingDrawing" xmlns:wp="http://schemas.openxmlformats.org/drawingml/2006/wordprocessingDrawing" xmlns:w10="urn:schemas-microsoft-com:office:word" xmlns:w="http://schemas.openxmlformats.org/wordprocessingml/2006/main" xmlns:w14="http://schemas.microsoft.com/office/word/2010/wordml" xmlns:w15="http://schemas.microsoft.com/office/word/2012/wordml" xmlns:w16cex="http://schemas.microsoft.com/office/word/2018/wordml/cex" xmlns:w16cid="http://schemas.microsoft.com/office/word/2016/wordml/cid" xmlns:w16="http://schemas.microsoft.com/office/word/2018/wordml" xmlns:w16sdtdh="http://schemas.microsoft.com/office/word/2020/wordml/sdtdatahash" xmlns:w16se="http://schemas.microsoft.com/office/word/2015/wordml/symex" xmlns:wpg="http://schemas.microsoft.com/office/word/2010/wordprocessingGroup" xmlns:wpi="http://schemas.microsoft.com/office/word/2010/wordprocessingInk" xmlns:wne="http://schemas.microsoft.com/office/word/2006/wordml" xmlns:wps="http://schemas.microsoft.com/office/word/2010/wordprocessingShape" mc:Ignorable="w14 w15 w16se w16cid w16 w16cex w16sdtdh wp14">
   <w:abstractNum w:abstractNumId="0" w15:restartNumberingAfterBreak="0">
     <w:nsid w:val="7B891B41"/>
     <w:multiLevelType w:val="hybridMultilevel"/>
@@ -4191,14 +4121,14 @@
       </w:rPr>
     </w:lvl>
   </w:abstractNum>
-  <w:num w:numId="1">
+  <w:num w:numId="1" w16cid:durableId="189539201">
     <w:abstractNumId w:val="0"/>
   </w:num>
 </w:numbering>
 </file>
 
 <file path=word/styles.xml><?xml version="1.0" encoding="utf-8"?>
-<w:styles xmlns:mc="http://schemas.openxmlformats.org/markup-compatibility/2006" xmlns:r="http://schemas.openxmlformats.org/officeDocument/2006/relationships" xmlns:w="http://schemas.openxmlformats.org/wordprocessingml/2006/main" xmlns:w14="http://schemas.microsoft.com/office/word/2010/wordml" xmlns:w15="http://schemas.microsoft.com/office/word/2012/wordml" xmlns:w16cid="http://schemas.microsoft.com/office/word/2016/wordml/cid" xmlns:w16se="http://schemas.microsoft.com/office/word/2015/wordml/symex" mc:Ignorable="w14 w15 w16se w16cid">
+<w:styles xmlns:mc="http://schemas.openxmlformats.org/markup-compatibility/2006" xmlns:r="http://schemas.openxmlformats.org/officeDocument/2006/relationships" xmlns:w="http://schemas.openxmlformats.org/wordprocessingml/2006/main" xmlns:w14="http://schemas.microsoft.com/office/word/2010/wordml" xmlns:w15="http://schemas.microsoft.com/office/word/2012/wordml" xmlns:w16cex="http://schemas.microsoft.com/office/word/2018/wordml/cex" xmlns:w16cid="http://schemas.microsoft.com/office/word/2016/wordml/cid" xmlns:w16="http://schemas.microsoft.com/office/word/2018/wordml" xmlns:w16sdtdh="http://schemas.microsoft.com/office/word/2020/wordml/sdtdatahash" xmlns:w16se="http://schemas.microsoft.com/office/word/2015/wordml/symex" mc:Ignorable="w14 w15 w16se w16cid w16 w16cex w16sdtdh">
   <w:docDefaults>
     <w:rPrDefault>
       <w:rPr>
@@ -4212,7 +4142,7 @@
     </w:rPrDefault>
     <w:pPrDefault/>
   </w:docDefaults>
-  <w:latentStyles w:defLockedState="0" w:defUIPriority="99" w:defSemiHidden="0" w:defUnhideWhenUsed="0" w:defQFormat="0" w:count="375">
+  <w:latentStyles w:defLockedState="0" w:defUIPriority="99" w:defSemiHidden="0" w:defUnhideWhenUsed="0" w:defQFormat="0" w:count="376">
     <w:lsdException w:name="Normal" w:uiPriority="0" w:qFormat="1"/>
     <w:lsdException w:name="heading 1" w:uiPriority="9" w:qFormat="1"/>
     <w:lsdException w:name="heading 2" w:semiHidden="1" w:uiPriority="9" w:unhideWhenUsed="1" w:qFormat="1"/>
@@ -4588,6 +4518,7 @@
     <w:lsdException w:name="Smart Hyperlink" w:semiHidden="1" w:unhideWhenUsed="1"/>
     <w:lsdException w:name="Hashtag" w:semiHidden="1" w:unhideWhenUsed="1"/>
     <w:lsdException w:name="Unresolved Mention" w:semiHidden="1" w:unhideWhenUsed="1"/>
+    <w:lsdException w:name="Smart Link" w:semiHidden="1" w:unhideWhenUsed="1"/>
   </w:latentStyles>
   <w:style w:type="paragraph" w:default="1" w:styleId="Normal">
     <w:name w:val="Normal"/>

--- a/HGT_pipeline.docx
+++ b/HGT_pipeline.docx
@@ -1,6 +1,6 @@
 
 <file path=word/document.xml><?xml version="1.0" encoding="utf-8"?>
-<w:document xmlns:wpc="http://schemas.microsoft.com/office/word/2010/wordprocessingCanvas" xmlns:cx="http://schemas.microsoft.com/office/drawing/2014/chartex" xmlns:cx1="http://schemas.microsoft.com/office/drawing/2015/9/8/chartex" xmlns:cx2="http://schemas.microsoft.com/office/drawing/2015/10/21/chartex" xmlns:cx3="http://schemas.microsoft.com/office/drawing/2016/5/9/chartex" xmlns:cx4="http://schemas.microsoft.com/office/drawing/2016/5/10/chartex" xmlns:cx5="http://schemas.microsoft.com/office/drawing/2016/5/11/chartex" xmlns:cx6="http://schemas.microsoft.com/office/drawing/2016/5/12/chartex" xmlns:cx7="http://schemas.microsoft.com/office/drawing/2016/5/13/chartex" xmlns:cx8="http://schemas.microsoft.com/office/drawing/2016/5/14/chartex" xmlns:mc="http://schemas.openxmlformats.org/markup-compatibility/2006" xmlns:aink="http://schemas.microsoft.com/office/drawing/2016/ink" xmlns:am3d="http://schemas.microsoft.com/office/drawing/2017/model3d" xmlns:o="urn:schemas-microsoft-com:office:office" xmlns:oel="http://schemas.microsoft.com/office/2019/extlst" xmlns:r="http://schemas.openxmlformats.org/officeDocument/2006/relationships" xmlns:m="http://schemas.openxmlformats.org/officeDocument/2006/math" xmlns:v="urn:schemas-microsoft-com:vml" xmlns:wp14="http://schemas.microsoft.com/office/word/2010/wordprocessingDrawing" xmlns:wp="http://schemas.openxmlformats.org/drawingml/2006/wordprocessingDrawing" xmlns:w10="urn:schemas-microsoft-com:office:word" xmlns:w="http://schemas.openxmlformats.org/wordprocessingml/2006/main" xmlns:w14="http://schemas.microsoft.com/office/word/2010/wordml" xmlns:w15="http://schemas.microsoft.com/office/word/2012/wordml" xmlns:w16cex="http://schemas.microsoft.com/office/word/2018/wordml/cex" xmlns:w16cid="http://schemas.microsoft.com/office/word/2016/wordml/cid" xmlns:w16="http://schemas.microsoft.com/office/word/2018/wordml" xmlns:w16sdtdh="http://schemas.microsoft.com/office/word/2020/wordml/sdtdatahash" xmlns:w16se="http://schemas.microsoft.com/office/word/2015/wordml/symex" xmlns:wpg="http://schemas.microsoft.com/office/word/2010/wordprocessingGroup" xmlns:wpi="http://schemas.microsoft.com/office/word/2010/wordprocessingInk" xmlns:wne="http://schemas.microsoft.com/office/word/2006/wordml" xmlns:wps="http://schemas.microsoft.com/office/word/2010/wordprocessingShape" mc:Ignorable="w14 w15 w16se w16cid w16 w16cex w16sdtdh wp14">
+<w:document xmlns:wpc="http://schemas.microsoft.com/office/word/2010/wordprocessingCanvas" xmlns:cx="http://schemas.microsoft.com/office/drawing/2014/chartex" xmlns:cx1="http://schemas.microsoft.com/office/drawing/2015/9/8/chartex" xmlns:cx2="http://schemas.microsoft.com/office/drawing/2015/10/21/chartex" xmlns:cx3="http://schemas.microsoft.com/office/drawing/2016/5/9/chartex" xmlns:cx4="http://schemas.microsoft.com/office/drawing/2016/5/10/chartex" xmlns:cx5="http://schemas.microsoft.com/office/drawing/2016/5/11/chartex" xmlns:cx6="http://schemas.microsoft.com/office/drawing/2016/5/12/chartex" xmlns:cx7="http://schemas.microsoft.com/office/drawing/2016/5/13/chartex" xmlns:cx8="http://schemas.microsoft.com/office/drawing/2016/5/14/chartex" xmlns:mc="http://schemas.openxmlformats.org/markup-compatibility/2006" xmlns:aink="http://schemas.microsoft.com/office/drawing/2016/ink" xmlns:am3d="http://schemas.microsoft.com/office/drawing/2017/model3d" xmlns:o="urn:schemas-microsoft-com:office:office" xmlns:r="http://schemas.openxmlformats.org/officeDocument/2006/relationships" xmlns:m="http://schemas.openxmlformats.org/officeDocument/2006/math" xmlns:v="urn:schemas-microsoft-com:vml" xmlns:wp14="http://schemas.microsoft.com/office/word/2010/wordprocessingDrawing" xmlns:wp="http://schemas.openxmlformats.org/drawingml/2006/wordprocessingDrawing" xmlns:w10="urn:schemas-microsoft-com:office:word" xmlns:w="http://schemas.openxmlformats.org/wordprocessingml/2006/main" xmlns:w14="http://schemas.microsoft.com/office/word/2010/wordml" xmlns:w15="http://schemas.microsoft.com/office/word/2012/wordml" xmlns:w16cid="http://schemas.microsoft.com/office/word/2016/wordml/cid" xmlns:w16se="http://schemas.microsoft.com/office/word/2015/wordml/symex" xmlns:wpg="http://schemas.microsoft.com/office/word/2010/wordprocessingGroup" xmlns:wpi="http://schemas.microsoft.com/office/word/2010/wordprocessingInk" xmlns:wne="http://schemas.microsoft.com/office/word/2006/wordml" xmlns:wps="http://schemas.microsoft.com/office/word/2010/wordprocessingShape" mc:Ignorable="w14 w15 w16se w16cid wp14">
   <w:body>
     <w:p>
       <w:pPr>
@@ -727,7 +727,23 @@
           <w:i/>
           <w:iCs/>
         </w:rPr>
-        <w:t xml:space="preserve"> gigantea </w:t>
+        <w:t xml:space="preserve"> </w:t>
+      </w:r>
+      <w:proofErr w:type="spellStart"/>
+      <w:r>
+        <w:rPr>
+          <w:i/>
+          <w:iCs/>
+        </w:rPr>
+        <w:t>gigantea</w:t>
+      </w:r>
+      <w:proofErr w:type="spellEnd"/>
+      <w:r>
+        <w:rPr>
+          <w:i/>
+          <w:iCs/>
+        </w:rPr>
+        <w:t xml:space="preserve"> </w:t>
       </w:r>
       <w:r>
         <w:sym w:font="Wingdings" w:char="F0E0"/>
@@ -1076,6 +1092,68 @@
           <w:numId w:val="1"/>
         </w:numPr>
       </w:pPr>
+      <w:bookmarkStart w:id="0" w:name="_GoBack"/>
+      <w:proofErr w:type="spellStart"/>
+      <w:r>
+        <w:rPr>
+          <w:i/>
+        </w:rPr>
+        <w:t>Diploptera</w:t>
+      </w:r>
+      <w:proofErr w:type="spellEnd"/>
+      <w:r>
+        <w:rPr>
+          <w:i/>
+        </w:rPr>
+        <w:t xml:space="preserve"> </w:t>
+      </w:r>
+      <w:proofErr w:type="spellStart"/>
+      <w:r>
+        <w:rPr>
+          <w:i/>
+        </w:rPr>
+        <w:t>punctata</w:t>
+      </w:r>
+      <w:proofErr w:type="spellEnd"/>
+      <w:r>
+        <w:t xml:space="preserve"> </w:t>
+      </w:r>
+      <w:bookmarkEnd w:id="0"/>
+      <w:r>
+        <w:sym w:font="Wingdings" w:char="F0E0"/>
+      </w:r>
+      <w:r>
+        <w:t xml:space="preserve"> </w:t>
+      </w:r>
+      <w:r>
+        <w:t>GCA_030220185.1</w:t>
+      </w:r>
+    </w:p>
+    <w:p>
+      <w:pPr>
+        <w:pStyle w:val="ListParagraph"/>
+        <w:numPr>
+          <w:ilvl w:val="1"/>
+          <w:numId w:val="1"/>
+        </w:numPr>
+      </w:pPr>
+      <w:r>
+        <w:t xml:space="preserve">from </w:t>
+      </w:r>
+      <w:proofErr w:type="spellStart"/>
+      <w:r>
+        <w:t>Genbank</w:t>
+      </w:r>
+      <w:proofErr w:type="spellEnd"/>
+    </w:p>
+    <w:p>
+      <w:pPr>
+        <w:pStyle w:val="ListParagraph"/>
+        <w:numPr>
+          <w:ilvl w:val="0"/>
+          <w:numId w:val="1"/>
+        </w:numPr>
+      </w:pPr>
       <w:proofErr w:type="spellStart"/>
       <w:r>
         <w:rPr>
@@ -1090,7 +1168,23 @@
           <w:i/>
           <w:iCs/>
         </w:rPr>
-        <w:t xml:space="preserve"> americana </w:t>
+        <w:t xml:space="preserve"> </w:t>
+      </w:r>
+      <w:proofErr w:type="spellStart"/>
+      <w:r>
+        <w:rPr>
+          <w:i/>
+          <w:iCs/>
+        </w:rPr>
+        <w:t>americana</w:t>
+      </w:r>
+      <w:proofErr w:type="spellEnd"/>
+      <w:r>
+        <w:rPr>
+          <w:i/>
+          <w:iCs/>
+        </w:rPr>
+        <w:t xml:space="preserve"> </w:t>
       </w:r>
       <w:r>
         <w:t>v1</w:t>
@@ -1148,8 +1242,17 @@
           <w:i/>
           <w:iCs/>
         </w:rPr>
-        <w:t xml:space="preserve"> americana</w:t>
-      </w:r>
+        <w:t xml:space="preserve"> </w:t>
+      </w:r>
+      <w:proofErr w:type="spellStart"/>
+      <w:r>
+        <w:rPr>
+          <w:i/>
+          <w:iCs/>
+        </w:rPr>
+        <w:t>americana</w:t>
+      </w:r>
+      <w:proofErr w:type="spellEnd"/>
       <w:r>
         <w:t xml:space="preserve"> v2</w:t>
       </w:r>
@@ -1238,8 +1341,17 @@
           <w:i/>
           <w:iCs/>
         </w:rPr>
-        <w:t xml:space="preserve"> americana</w:t>
-      </w:r>
+        <w:t xml:space="preserve"> </w:t>
+      </w:r>
+      <w:proofErr w:type="spellStart"/>
+      <w:r>
+        <w:rPr>
+          <w:i/>
+          <w:iCs/>
+        </w:rPr>
+        <w:t>americana</w:t>
+      </w:r>
+      <w:proofErr w:type="spellEnd"/>
       <w:r>
         <w:t xml:space="preserve"> v3 </w:t>
       </w:r>
@@ -1284,8 +1396,17 @@
           <w:i/>
           <w:iCs/>
         </w:rPr>
-        <w:t xml:space="preserve"> americana</w:t>
-      </w:r>
+        <w:t xml:space="preserve"> </w:t>
+      </w:r>
+      <w:proofErr w:type="spellStart"/>
+      <w:r>
+        <w:rPr>
+          <w:i/>
+          <w:iCs/>
+        </w:rPr>
+        <w:t>americana</w:t>
+      </w:r>
+      <w:proofErr w:type="spellEnd"/>
       <w:r>
         <w:t xml:space="preserve"> v</w:t>
       </w:r>
@@ -1342,13 +1463,32 @@
           <w:numId w:val="1"/>
         </w:numPr>
       </w:pPr>
-      <w:r>
-        <w:rPr>
-          <w:i/>
-          <w:iCs/>
-        </w:rPr>
-        <w:t>Blattella germanica</w:t>
-      </w:r>
+      <w:proofErr w:type="spellStart"/>
+      <w:r>
+        <w:rPr>
+          <w:i/>
+          <w:iCs/>
+        </w:rPr>
+        <w:lastRenderedPageBreak/>
+        <w:t>Blattella</w:t>
+      </w:r>
+      <w:proofErr w:type="spellEnd"/>
+      <w:r>
+        <w:rPr>
+          <w:i/>
+          <w:iCs/>
+        </w:rPr>
+        <w:t xml:space="preserve"> </w:t>
+      </w:r>
+      <w:proofErr w:type="spellStart"/>
+      <w:r>
+        <w:rPr>
+          <w:i/>
+          <w:iCs/>
+        </w:rPr>
+        <w:t>germanica</w:t>
+      </w:r>
+      <w:proofErr w:type="spellEnd"/>
       <w:r>
         <w:rPr>
           <w:i/>
@@ -1431,7 +1571,6 @@
           <w:i/>
           <w:iCs/>
         </w:rPr>
-        <w:lastRenderedPageBreak/>
         <w:t xml:space="preserve">Blattella germanica </w:t>
       </w:r>
       <w:r>
@@ -1833,9 +1972,11 @@
           <w:numId w:val="1"/>
         </w:numPr>
       </w:pPr>
+      <w:proofErr w:type="spellStart"/>
       <w:r>
         <w:t>Reticulitermes</w:t>
       </w:r>
+      <w:proofErr w:type="spellEnd"/>
       <w:r>
         <w:t xml:space="preserve"> </w:t>
       </w:r>
@@ -1925,6 +2066,7 @@
         </w:rPr>
         <w:t xml:space="preserve"> </w:t>
       </w:r>
+      <w:proofErr w:type="spellStart"/>
       <w:r>
         <w:rPr>
           <w:i/>
@@ -1932,6 +2074,7 @@
         </w:rPr>
         <w:t>sinensis</w:t>
       </w:r>
+      <w:proofErr w:type="spellEnd"/>
       <w:r>
         <w:rPr>
           <w:i/>
@@ -2268,16 +2411,7 @@
           <w:i/>
           <w:iCs/>
         </w:rPr>
-        <w:t xml:space="preserve"> and Oscar are working on thi</w:t>
-      </w:r>
-      <w:r>
-        <w:rPr>
-          <w:b/>
-          <w:bCs/>
-          <w:i/>
-          <w:iCs/>
-        </w:rPr>
-        <w:t>s.</w:t>
+        <w:t xml:space="preserve"> and Oscar are working on this.</w:t>
       </w:r>
     </w:p>
     <w:p/>
@@ -2726,6 +2860,7 @@
     </w:p>
     <w:p>
       <w:r>
+        <w:lastRenderedPageBreak/>
         <w:t>The genome annotation (when available) was used to annotate the chunks as intergenic or within a gene (and what feature of the gene).</w:t>
       </w:r>
     </w:p>
@@ -3322,143 +3457,143 @@
         <w:rPr>
           <w:iCs/>
         </w:rPr>
+        <w:t>“</w:t>
+      </w:r>
+      <w:proofErr w:type="spellStart"/>
+      <w:r>
+        <w:rPr>
+          <w:iCs/>
+        </w:rPr>
+        <w:t>Blatta</w:t>
+      </w:r>
+      <w:r>
+        <w:rPr>
+          <w:iCs/>
+        </w:rPr>
+        <w:t>bacterium</w:t>
+      </w:r>
+      <w:proofErr w:type="spellEnd"/>
+      <w:r>
+        <w:rPr>
+          <w:iCs/>
+        </w:rPr>
+        <w:t xml:space="preserve"> </w:t>
+      </w:r>
+      <w:r>
+        <w:rPr>
+          <w:iCs/>
+        </w:rPr>
+        <w:t>BLAST</w:t>
+      </w:r>
+      <w:r>
+        <w:rPr>
+          <w:iCs/>
+        </w:rPr>
+        <w:t xml:space="preserve"> </w:t>
+      </w:r>
+      <w:r>
+        <w:rPr>
+          <w:iCs/>
+        </w:rPr>
+        <w:t>%</w:t>
+      </w:r>
+      <w:r>
+        <w:rPr>
+          <w:iCs/>
+        </w:rPr>
+        <w:t xml:space="preserve"> </w:t>
+      </w:r>
+      <w:r>
+        <w:rPr>
+          <w:iCs/>
+        </w:rPr>
+        <w:t>identity</w:t>
+      </w:r>
+      <w:r>
+        <w:rPr>
+          <w:iCs/>
+        </w:rPr>
+        <w:t>” - “</w:t>
+      </w:r>
+      <w:r>
+        <w:rPr>
+          <w:iCs/>
+        </w:rPr>
+        <w:t>insert</w:t>
+      </w:r>
+      <w:r>
+        <w:rPr>
+          <w:iCs/>
+        </w:rPr>
+        <w:t xml:space="preserve"> </w:t>
+      </w:r>
+      <w:r>
+        <w:rPr>
+          <w:iCs/>
+        </w:rPr>
+        <w:t>d</w:t>
+      </w:r>
+      <w:r>
+        <w:rPr>
+          <w:iCs/>
+        </w:rPr>
+        <w:t xml:space="preserve">atabase </w:t>
+      </w:r>
+      <w:r>
+        <w:rPr>
+          <w:iCs/>
+        </w:rPr>
+        <w:t>BLAST</w:t>
+      </w:r>
+      <w:r>
+        <w:rPr>
+          <w:iCs/>
+        </w:rPr>
+        <w:t xml:space="preserve"> </w:t>
+      </w:r>
+      <w:r>
+        <w:rPr>
+          <w:iCs/>
+        </w:rPr>
+        <w:t>%</w:t>
+      </w:r>
+      <w:r>
+        <w:rPr>
+          <w:iCs/>
+        </w:rPr>
+        <w:t xml:space="preserve"> </w:t>
+      </w:r>
+      <w:r>
+        <w:rPr>
+          <w:iCs/>
+        </w:rPr>
+        <w:t>identity</w:t>
+      </w:r>
+      <w:r>
+        <w:rPr>
+          <w:iCs/>
+        </w:rPr>
+        <w:t>”</w:t>
+      </w:r>
+    </w:p>
+    <w:p>
+      <w:pPr>
+        <w:rPr>
+          <w:iCs/>
+        </w:rPr>
+      </w:pPr>
+    </w:p>
+    <w:p>
+      <w:pPr>
+        <w:rPr>
+          <w:iCs/>
+        </w:rPr>
+      </w:pPr>
+      <w:r>
+        <w:rPr>
+          <w:iCs/>
+        </w:rPr>
         <w:lastRenderedPageBreak/>
-        <w:t>“</w:t>
-      </w:r>
-      <w:proofErr w:type="spellStart"/>
-      <w:r>
-        <w:rPr>
-          <w:iCs/>
-        </w:rPr>
-        <w:t>Blatta</w:t>
-      </w:r>
-      <w:r>
-        <w:rPr>
-          <w:iCs/>
-        </w:rPr>
-        <w:t>bacterium</w:t>
-      </w:r>
-      <w:proofErr w:type="spellEnd"/>
-      <w:r>
-        <w:rPr>
-          <w:iCs/>
-        </w:rPr>
-        <w:t xml:space="preserve"> </w:t>
-      </w:r>
-      <w:r>
-        <w:rPr>
-          <w:iCs/>
-        </w:rPr>
-        <w:t>BLAST</w:t>
-      </w:r>
-      <w:r>
-        <w:rPr>
-          <w:iCs/>
-        </w:rPr>
-        <w:t xml:space="preserve"> </w:t>
-      </w:r>
-      <w:r>
-        <w:rPr>
-          <w:iCs/>
-        </w:rPr>
-        <w:t>%</w:t>
-      </w:r>
-      <w:r>
-        <w:rPr>
-          <w:iCs/>
-        </w:rPr>
-        <w:t xml:space="preserve"> </w:t>
-      </w:r>
-      <w:r>
-        <w:rPr>
-          <w:iCs/>
-        </w:rPr>
-        <w:t>identity</w:t>
-      </w:r>
-      <w:r>
-        <w:rPr>
-          <w:iCs/>
-        </w:rPr>
-        <w:t>” - “</w:t>
-      </w:r>
-      <w:r>
-        <w:rPr>
-          <w:iCs/>
-        </w:rPr>
-        <w:t>insert</w:t>
-      </w:r>
-      <w:r>
-        <w:rPr>
-          <w:iCs/>
-        </w:rPr>
-        <w:t xml:space="preserve"> </w:t>
-      </w:r>
-      <w:r>
-        <w:rPr>
-          <w:iCs/>
-        </w:rPr>
-        <w:t>d</w:t>
-      </w:r>
-      <w:r>
-        <w:rPr>
-          <w:iCs/>
-        </w:rPr>
-        <w:t xml:space="preserve">atabase </w:t>
-      </w:r>
-      <w:r>
-        <w:rPr>
-          <w:iCs/>
-        </w:rPr>
-        <w:t>BLAST</w:t>
-      </w:r>
-      <w:r>
-        <w:rPr>
-          <w:iCs/>
-        </w:rPr>
-        <w:t xml:space="preserve"> </w:t>
-      </w:r>
-      <w:r>
-        <w:rPr>
-          <w:iCs/>
-        </w:rPr>
-        <w:t>%</w:t>
-      </w:r>
-      <w:r>
-        <w:rPr>
-          <w:iCs/>
-        </w:rPr>
-        <w:t xml:space="preserve"> </w:t>
-      </w:r>
-      <w:r>
-        <w:rPr>
-          <w:iCs/>
-        </w:rPr>
-        <w:t>identity</w:t>
-      </w:r>
-      <w:r>
-        <w:rPr>
-          <w:iCs/>
-        </w:rPr>
-        <w:t>”</w:t>
-      </w:r>
-    </w:p>
-    <w:p>
-      <w:pPr>
-        <w:rPr>
-          <w:iCs/>
-        </w:rPr>
-      </w:pPr>
-    </w:p>
-    <w:p>
-      <w:pPr>
-        <w:rPr>
-          <w:iCs/>
-        </w:rPr>
-      </w:pPr>
-      <w:r>
-        <w:rPr>
-          <w:iCs/>
-        </w:rPr>
         <w:t xml:space="preserve">A negative value (i.e. low </w:t>
       </w:r>
       <w:proofErr w:type="spellStart"/>
@@ -3968,6 +4103,7 @@
           <w:bCs/>
           <w:iCs/>
         </w:rPr>
+        <w:lastRenderedPageBreak/>
         <w:t xml:space="preserve">Creating a pipeline to count the number of long reads that clearly span the insert with lots of flanking region (i.e. the insert sits within a raw read). This is equivalent to checking the alignments and observing that some truncated reads are clearly of </w:t>
       </w:r>
       <w:proofErr w:type="spellStart"/>
@@ -4007,7 +4143,7 @@
 </file>
 
 <file path=word/numbering.xml><?xml version="1.0" encoding="utf-8"?>
-<w:numbering xmlns:wpc="http://schemas.microsoft.com/office/word/2010/wordprocessingCanvas" xmlns:cx="http://schemas.microsoft.com/office/drawing/2014/chartex" xmlns:cx1="http://schemas.microsoft.com/office/drawing/2015/9/8/chartex" xmlns:cx2="http://schemas.microsoft.com/office/drawing/2015/10/21/chartex" xmlns:cx3="http://schemas.microsoft.com/office/drawing/2016/5/9/chartex" xmlns:cx4="http://schemas.microsoft.com/office/drawing/2016/5/10/chartex" xmlns:cx5="http://schemas.microsoft.com/office/drawing/2016/5/11/chartex" xmlns:cx6="http://schemas.microsoft.com/office/drawing/2016/5/12/chartex" xmlns:cx7="http://schemas.microsoft.com/office/drawing/2016/5/13/chartex" xmlns:cx8="http://schemas.microsoft.com/office/drawing/2016/5/14/chartex" xmlns:mc="http://schemas.openxmlformats.org/markup-compatibility/2006" xmlns:aink="http://schemas.microsoft.com/office/drawing/2016/ink" xmlns:am3d="http://schemas.microsoft.com/office/drawing/2017/model3d" xmlns:o="urn:schemas-microsoft-com:office:office" xmlns:oel="http://schemas.microsoft.com/office/2019/extlst" xmlns:r="http://schemas.openxmlformats.org/officeDocument/2006/relationships" xmlns:m="http://schemas.openxmlformats.org/officeDocument/2006/math" xmlns:v="urn:schemas-microsoft-com:vml" xmlns:wp14="http://schemas.microsoft.com/office/word/2010/wordprocessingDrawing" xmlns:wp="http://schemas.openxmlformats.org/drawingml/2006/wordprocessingDrawing" xmlns:w10="urn:schemas-microsoft-com:office:word" xmlns:w="http://schemas.openxmlformats.org/wordprocessingml/2006/main" xmlns:w14="http://schemas.microsoft.com/office/word/2010/wordml" xmlns:w15="http://schemas.microsoft.com/office/word/2012/wordml" xmlns:w16cex="http://schemas.microsoft.com/office/word/2018/wordml/cex" xmlns:w16cid="http://schemas.microsoft.com/office/word/2016/wordml/cid" xmlns:w16="http://schemas.microsoft.com/office/word/2018/wordml" xmlns:w16sdtdh="http://schemas.microsoft.com/office/word/2020/wordml/sdtdatahash" xmlns:w16se="http://schemas.microsoft.com/office/word/2015/wordml/symex" xmlns:wpg="http://schemas.microsoft.com/office/word/2010/wordprocessingGroup" xmlns:wpi="http://schemas.microsoft.com/office/word/2010/wordprocessingInk" xmlns:wne="http://schemas.microsoft.com/office/word/2006/wordml" xmlns:wps="http://schemas.microsoft.com/office/word/2010/wordprocessingShape" mc:Ignorable="w14 w15 w16se w16cid w16 w16cex w16sdtdh wp14">
+<w:numbering xmlns:wpc="http://schemas.microsoft.com/office/word/2010/wordprocessingCanvas" xmlns:cx="http://schemas.microsoft.com/office/drawing/2014/chartex" xmlns:cx1="http://schemas.microsoft.com/office/drawing/2015/9/8/chartex" xmlns:cx2="http://schemas.microsoft.com/office/drawing/2015/10/21/chartex" xmlns:cx3="http://schemas.microsoft.com/office/drawing/2016/5/9/chartex" xmlns:cx4="http://schemas.microsoft.com/office/drawing/2016/5/10/chartex" xmlns:cx5="http://schemas.microsoft.com/office/drawing/2016/5/11/chartex" xmlns:cx6="http://schemas.microsoft.com/office/drawing/2016/5/12/chartex" xmlns:cx7="http://schemas.microsoft.com/office/drawing/2016/5/13/chartex" xmlns:cx8="http://schemas.microsoft.com/office/drawing/2016/5/14/chartex" xmlns:mc="http://schemas.openxmlformats.org/markup-compatibility/2006" xmlns:aink="http://schemas.microsoft.com/office/drawing/2016/ink" xmlns:am3d="http://schemas.microsoft.com/office/drawing/2017/model3d" xmlns:o="urn:schemas-microsoft-com:office:office" xmlns:r="http://schemas.openxmlformats.org/officeDocument/2006/relationships" xmlns:m="http://schemas.openxmlformats.org/officeDocument/2006/math" xmlns:v="urn:schemas-microsoft-com:vml" xmlns:wp14="http://schemas.microsoft.com/office/word/2010/wordprocessingDrawing" xmlns:wp="http://schemas.openxmlformats.org/drawingml/2006/wordprocessingDrawing" xmlns:w10="urn:schemas-microsoft-com:office:word" xmlns:w="http://schemas.openxmlformats.org/wordprocessingml/2006/main" xmlns:w14="http://schemas.microsoft.com/office/word/2010/wordml" xmlns:w15="http://schemas.microsoft.com/office/word/2012/wordml" xmlns:w16cid="http://schemas.microsoft.com/office/word/2016/wordml/cid" xmlns:w16se="http://schemas.microsoft.com/office/word/2015/wordml/symex" xmlns:wpg="http://schemas.microsoft.com/office/word/2010/wordprocessingGroup" xmlns:wpi="http://schemas.microsoft.com/office/word/2010/wordprocessingInk" xmlns:wne="http://schemas.microsoft.com/office/word/2006/wordml" xmlns:wps="http://schemas.microsoft.com/office/word/2010/wordprocessingShape" mc:Ignorable="w14 w15 w16se w16cid wp14">
   <w:abstractNum w:abstractNumId="0" w15:restartNumberingAfterBreak="0">
     <w:nsid w:val="7B891B41"/>
     <w:multiLevelType w:val="hybridMultilevel"/>
@@ -4121,14 +4257,14 @@
       </w:rPr>
     </w:lvl>
   </w:abstractNum>
-  <w:num w:numId="1" w16cid:durableId="189539201">
+  <w:num w:numId="1">
     <w:abstractNumId w:val="0"/>
   </w:num>
 </w:numbering>
 </file>
 
 <file path=word/styles.xml><?xml version="1.0" encoding="utf-8"?>
-<w:styles xmlns:mc="http://schemas.openxmlformats.org/markup-compatibility/2006" xmlns:r="http://schemas.openxmlformats.org/officeDocument/2006/relationships" xmlns:w="http://schemas.openxmlformats.org/wordprocessingml/2006/main" xmlns:w14="http://schemas.microsoft.com/office/word/2010/wordml" xmlns:w15="http://schemas.microsoft.com/office/word/2012/wordml" xmlns:w16cex="http://schemas.microsoft.com/office/word/2018/wordml/cex" xmlns:w16cid="http://schemas.microsoft.com/office/word/2016/wordml/cid" xmlns:w16="http://schemas.microsoft.com/office/word/2018/wordml" xmlns:w16sdtdh="http://schemas.microsoft.com/office/word/2020/wordml/sdtdatahash" xmlns:w16se="http://schemas.microsoft.com/office/word/2015/wordml/symex" mc:Ignorable="w14 w15 w16se w16cid w16 w16cex w16sdtdh">
+<w:styles xmlns:mc="http://schemas.openxmlformats.org/markup-compatibility/2006" xmlns:r="http://schemas.openxmlformats.org/officeDocument/2006/relationships" xmlns:w="http://schemas.openxmlformats.org/wordprocessingml/2006/main" xmlns:w14="http://schemas.microsoft.com/office/word/2010/wordml" xmlns:w15="http://schemas.microsoft.com/office/word/2012/wordml" xmlns:w16cid="http://schemas.microsoft.com/office/word/2016/wordml/cid" xmlns:w16se="http://schemas.microsoft.com/office/word/2015/wordml/symex" mc:Ignorable="w14 w15 w16se w16cid">
   <w:docDefaults>
     <w:rPrDefault>
       <w:rPr>
@@ -4142,7 +4278,7 @@
     </w:rPrDefault>
     <w:pPrDefault/>
   </w:docDefaults>
-  <w:latentStyles w:defLockedState="0" w:defUIPriority="99" w:defSemiHidden="0" w:defUnhideWhenUsed="0" w:defQFormat="0" w:count="376">
+  <w:latentStyles w:defLockedState="0" w:defUIPriority="99" w:defSemiHidden="0" w:defUnhideWhenUsed="0" w:defQFormat="0" w:count="375">
     <w:lsdException w:name="Normal" w:uiPriority="0" w:qFormat="1"/>
     <w:lsdException w:name="heading 1" w:uiPriority="9" w:qFormat="1"/>
     <w:lsdException w:name="heading 2" w:semiHidden="1" w:uiPriority="9" w:unhideWhenUsed="1" w:qFormat="1"/>
@@ -4518,7 +4654,6 @@
     <w:lsdException w:name="Smart Hyperlink" w:semiHidden="1" w:unhideWhenUsed="1"/>
     <w:lsdException w:name="Hashtag" w:semiHidden="1" w:unhideWhenUsed="1"/>
     <w:lsdException w:name="Unresolved Mention" w:semiHidden="1" w:unhideWhenUsed="1"/>
-    <w:lsdException w:name="Smart Link" w:semiHidden="1" w:unhideWhenUsed="1"/>
   </w:latentStyles>
   <w:style w:type="paragraph" w:default="1" w:styleId="Normal">
     <w:name w:val="Normal"/>
